--- a/Requirement List.docx
+++ b/Requirement List.docx
@@ -120,6 +120,14 @@
                 <w:szCs w:val="20"/>
               </w:rPr>
             </w:pPr>
+            <w:r>
+              <w:rPr>
+                <w:rFonts w:ascii="Helvetica" w:hAnsi="Helvetica" w:hint="eastAsia"/>
+                <w:sz w:val="20"/>
+                <w:szCs w:val="20"/>
+              </w:rPr>
+              <w:t>사용자가 시스템을 이용하기 위해 ID, 비밀번호, 이름, 전화번호, 이메일을 입력하여 회원 가입을 할 수 있어야 한다.</w:t>
+            </w:r>
           </w:p>
         </w:tc>
         <w:tc>
@@ -134,6 +142,14 @@
                 <w:szCs w:val="20"/>
               </w:rPr>
             </w:pPr>
+            <w:r>
+              <w:rPr>
+                <w:rFonts w:ascii="Helvetica" w:hAnsi="Helvetica" w:hint="eastAsia"/>
+                <w:sz w:val="20"/>
+                <w:szCs w:val="20"/>
+              </w:rPr>
+              <w:t>회원가입</w:t>
+            </w:r>
           </w:p>
         </w:tc>
       </w:tr>
@@ -178,119 +194,7 @@
                 <w:sz w:val="20"/>
                 <w:szCs w:val="20"/>
               </w:rPr>
-              <w:t>회원이</w:t>
-            </w:r>
-            <w:r>
-              <w:rPr>
-                <w:rFonts w:ascii="Helvetica" w:hAnsi="Helvetica" w:hint="eastAsia"/>
-                <w:sz w:val="20"/>
-                <w:szCs w:val="20"/>
-              </w:rPr>
-              <w:t xml:space="preserve"> </w:t>
-            </w:r>
-            <w:r>
-              <w:rPr>
-                <w:rFonts w:ascii="Helvetica" w:hAnsi="Helvetica" w:hint="eastAsia"/>
-                <w:sz w:val="20"/>
-                <w:szCs w:val="20"/>
-              </w:rPr>
-              <w:t>언제든</w:t>
-            </w:r>
-            <w:r>
-              <w:rPr>
-                <w:rFonts w:ascii="Helvetica" w:hAnsi="Helvetica" w:hint="eastAsia"/>
-                <w:sz w:val="20"/>
-                <w:szCs w:val="20"/>
-              </w:rPr>
-              <w:t xml:space="preserve"> </w:t>
-            </w:r>
-            <w:r>
-              <w:rPr>
-                <w:rFonts w:ascii="Helvetica" w:hAnsi="Helvetica" w:hint="eastAsia"/>
-                <w:sz w:val="20"/>
-                <w:szCs w:val="20"/>
-              </w:rPr>
-              <w:t>회원</w:t>
-            </w:r>
-            <w:r>
-              <w:rPr>
-                <w:rFonts w:ascii="Helvetica" w:hAnsi="Helvetica" w:hint="eastAsia"/>
-                <w:sz w:val="20"/>
-                <w:szCs w:val="20"/>
-              </w:rPr>
-              <w:t xml:space="preserve"> </w:t>
-            </w:r>
-            <w:r>
-              <w:rPr>
-                <w:rFonts w:ascii="Helvetica" w:hAnsi="Helvetica" w:hint="eastAsia"/>
-                <w:sz w:val="20"/>
-                <w:szCs w:val="20"/>
-              </w:rPr>
-              <w:t>탈퇴를</w:t>
-            </w:r>
-            <w:r>
-              <w:rPr>
-                <w:rFonts w:ascii="Helvetica" w:hAnsi="Helvetica" w:hint="eastAsia"/>
-                <w:sz w:val="20"/>
-                <w:szCs w:val="20"/>
-              </w:rPr>
-              <w:t xml:space="preserve"> </w:t>
-            </w:r>
-            <w:r>
-              <w:rPr>
-                <w:rFonts w:ascii="Helvetica" w:hAnsi="Helvetica" w:hint="eastAsia"/>
-                <w:sz w:val="20"/>
-                <w:szCs w:val="20"/>
-              </w:rPr>
-              <w:t>할</w:t>
-            </w:r>
-            <w:r>
-              <w:rPr>
-                <w:rFonts w:ascii="Helvetica" w:hAnsi="Helvetica" w:hint="eastAsia"/>
-                <w:sz w:val="20"/>
-                <w:szCs w:val="20"/>
-              </w:rPr>
-              <w:t xml:space="preserve"> </w:t>
-            </w:r>
-            <w:r>
-              <w:rPr>
-                <w:rFonts w:ascii="Helvetica" w:hAnsi="Helvetica" w:hint="eastAsia"/>
-                <w:sz w:val="20"/>
-                <w:szCs w:val="20"/>
-              </w:rPr>
-              <w:t>수</w:t>
-            </w:r>
-            <w:r>
-              <w:rPr>
-                <w:rFonts w:ascii="Helvetica" w:hAnsi="Helvetica" w:hint="eastAsia"/>
-                <w:sz w:val="20"/>
-                <w:szCs w:val="20"/>
-              </w:rPr>
-              <w:t xml:space="preserve"> </w:t>
-            </w:r>
-            <w:r>
-              <w:rPr>
-                <w:rFonts w:ascii="Helvetica" w:hAnsi="Helvetica" w:hint="eastAsia"/>
-                <w:sz w:val="20"/>
-                <w:szCs w:val="20"/>
-              </w:rPr>
-              <w:t>있어야</w:t>
-            </w:r>
-            <w:r>
-              <w:rPr>
-                <w:rFonts w:ascii="Helvetica" w:hAnsi="Helvetica" w:hint="eastAsia"/>
-                <w:sz w:val="20"/>
-                <w:szCs w:val="20"/>
-              </w:rPr>
-              <w:t xml:space="preserve"> </w:t>
-            </w:r>
-            <w:r>
-              <w:rPr>
-                <w:rFonts w:ascii="Helvetica" w:hAnsi="Helvetica" w:hint="eastAsia"/>
-                <w:sz w:val="20"/>
-                <w:szCs w:val="20"/>
-              </w:rPr>
-              <w:t>한다</w:t>
+              <w:t>회원이 언제든 회원 탈퇴를 할 수 있어야 한다</w:t>
             </w:r>
           </w:p>
         </w:tc>
@@ -312,23 +216,7 @@
                 <w:sz w:val="20"/>
                 <w:szCs w:val="20"/>
               </w:rPr>
-              <w:t>회원</w:t>
-            </w:r>
-            <w:r>
-              <w:rPr>
-                <w:rFonts w:ascii="Helvetica" w:hAnsi="Helvetica" w:hint="eastAsia"/>
-                <w:sz w:val="20"/>
-                <w:szCs w:val="20"/>
-              </w:rPr>
-              <w:t xml:space="preserve"> </w:t>
-            </w:r>
-            <w:r>
-              <w:rPr>
-                <w:rFonts w:ascii="Helvetica" w:hAnsi="Helvetica" w:hint="eastAsia"/>
-                <w:sz w:val="20"/>
-                <w:szCs w:val="20"/>
-              </w:rPr>
-              <w:t>탈퇴</w:t>
+              <w:t>회원 탈퇴</w:t>
             </w:r>
           </w:p>
         </w:tc>
@@ -686,343 +574,7 @@
                 <w:sz w:val="20"/>
                 <w:szCs w:val="20"/>
               </w:rPr>
-              <w:t>관리자가</w:t>
-            </w:r>
-            <w:r>
-              <w:rPr>
-                <w:rFonts w:ascii="Helvetica" w:hAnsi="Helvetica" w:hint="eastAsia"/>
-                <w:sz w:val="20"/>
-                <w:szCs w:val="20"/>
-              </w:rPr>
-              <w:t xml:space="preserve"> </w:t>
-            </w:r>
-            <w:r>
-              <w:rPr>
-                <w:rFonts w:ascii="Helvetica" w:hAnsi="Helvetica" w:hint="eastAsia"/>
-                <w:sz w:val="20"/>
-                <w:szCs w:val="20"/>
-              </w:rPr>
-              <w:t>원하는</w:t>
-            </w:r>
-            <w:r>
-              <w:rPr>
-                <w:rFonts w:ascii="Helvetica" w:hAnsi="Helvetica" w:hint="eastAsia"/>
-                <w:sz w:val="20"/>
-                <w:szCs w:val="20"/>
-              </w:rPr>
-              <w:t xml:space="preserve"> </w:t>
-            </w:r>
-            <w:r>
-              <w:rPr>
-                <w:rFonts w:ascii="Helvetica" w:hAnsi="Helvetica" w:hint="eastAsia"/>
-                <w:sz w:val="20"/>
-                <w:szCs w:val="20"/>
-              </w:rPr>
-              <w:t>설문을</w:t>
-            </w:r>
-            <w:r>
-              <w:rPr>
-                <w:rFonts w:ascii="Helvetica" w:hAnsi="Helvetica" w:hint="eastAsia"/>
-                <w:sz w:val="20"/>
-                <w:szCs w:val="20"/>
-              </w:rPr>
-              <w:t xml:space="preserve"> </w:t>
-            </w:r>
-            <w:r>
-              <w:rPr>
-                <w:rFonts w:ascii="Helvetica" w:hAnsi="Helvetica" w:hint="eastAsia"/>
-                <w:sz w:val="20"/>
-                <w:szCs w:val="20"/>
-              </w:rPr>
-              <w:t>등록할</w:t>
-            </w:r>
-            <w:r>
-              <w:rPr>
-                <w:rFonts w:ascii="Helvetica" w:hAnsi="Helvetica" w:hint="eastAsia"/>
-                <w:sz w:val="20"/>
-                <w:szCs w:val="20"/>
-              </w:rPr>
-              <w:t xml:space="preserve"> </w:t>
-            </w:r>
-            <w:r>
-              <w:rPr>
-                <w:rFonts w:ascii="Helvetica" w:hAnsi="Helvetica" w:hint="eastAsia"/>
-                <w:sz w:val="20"/>
-                <w:szCs w:val="20"/>
-              </w:rPr>
-              <w:t>수</w:t>
-            </w:r>
-            <w:r>
-              <w:rPr>
-                <w:rFonts w:ascii="Helvetica" w:hAnsi="Helvetica" w:hint="eastAsia"/>
-                <w:sz w:val="20"/>
-                <w:szCs w:val="20"/>
-              </w:rPr>
-              <w:t xml:space="preserve"> </w:t>
-            </w:r>
-            <w:r>
-              <w:rPr>
-                <w:rFonts w:ascii="Helvetica" w:hAnsi="Helvetica" w:hint="eastAsia"/>
-                <w:sz w:val="20"/>
-                <w:szCs w:val="20"/>
-              </w:rPr>
-              <w:t>있</w:t>
-            </w:r>
-            <w:r>
-              <w:rPr>
-                <w:rFonts w:ascii="Helvetica" w:hAnsi="Helvetica" w:hint="eastAsia"/>
-                <w:sz w:val="20"/>
-                <w:szCs w:val="20"/>
-              </w:rPr>
-              <w:t>어야</w:t>
-            </w:r>
-            <w:r>
-              <w:rPr>
-                <w:rFonts w:ascii="Helvetica" w:hAnsi="Helvetica" w:hint="eastAsia"/>
-                <w:sz w:val="20"/>
-                <w:szCs w:val="20"/>
-              </w:rPr>
-              <w:t xml:space="preserve"> </w:t>
-            </w:r>
-            <w:r>
-              <w:rPr>
-                <w:rFonts w:ascii="Helvetica" w:hAnsi="Helvetica" w:hint="eastAsia"/>
-                <w:sz w:val="20"/>
-                <w:szCs w:val="20"/>
-              </w:rPr>
-              <w:t>한다</w:t>
-            </w:r>
-            <w:r>
-              <w:rPr>
-                <w:rFonts w:ascii="Helvetica" w:hAnsi="Helvetica" w:hint="eastAsia"/>
-                <w:sz w:val="20"/>
-                <w:szCs w:val="20"/>
-              </w:rPr>
-              <w:t xml:space="preserve">. </w:t>
-            </w:r>
-            <w:r>
-              <w:rPr>
-                <w:rFonts w:ascii="Helvetica" w:hAnsi="Helvetica" w:hint="eastAsia"/>
-                <w:sz w:val="20"/>
-                <w:szCs w:val="20"/>
-              </w:rPr>
-              <w:t>설문</w:t>
-            </w:r>
-            <w:r>
-              <w:rPr>
-                <w:rFonts w:ascii="Helvetica" w:hAnsi="Helvetica" w:hint="eastAsia"/>
-                <w:sz w:val="20"/>
-                <w:szCs w:val="20"/>
-              </w:rPr>
-              <w:t xml:space="preserve"> </w:t>
-            </w:r>
-            <w:r>
-              <w:rPr>
-                <w:rFonts w:ascii="Helvetica" w:hAnsi="Helvetica" w:hint="eastAsia"/>
-                <w:sz w:val="20"/>
-                <w:szCs w:val="20"/>
-              </w:rPr>
-              <w:t>등록</w:t>
-            </w:r>
-            <w:r>
-              <w:rPr>
-                <w:rFonts w:ascii="Helvetica" w:hAnsi="Helvetica" w:hint="eastAsia"/>
-                <w:sz w:val="20"/>
-                <w:szCs w:val="20"/>
-              </w:rPr>
-              <w:t xml:space="preserve"> </w:t>
-            </w:r>
-            <w:r>
-              <w:rPr>
-                <w:rFonts w:ascii="Helvetica" w:hAnsi="Helvetica" w:hint="eastAsia"/>
-                <w:sz w:val="20"/>
-                <w:szCs w:val="20"/>
-              </w:rPr>
-              <w:t>시</w:t>
-            </w:r>
-            <w:r>
-              <w:rPr>
-                <w:rFonts w:ascii="Helvetica" w:hAnsi="Helvetica" w:hint="eastAsia"/>
-                <w:sz w:val="20"/>
-                <w:szCs w:val="20"/>
-              </w:rPr>
-              <w:t xml:space="preserve"> </w:t>
-            </w:r>
-            <w:r>
-              <w:rPr>
-                <w:rFonts w:ascii="Helvetica" w:hAnsi="Helvetica" w:hint="eastAsia"/>
-                <w:sz w:val="20"/>
-                <w:szCs w:val="20"/>
-              </w:rPr>
-              <w:t>설문</w:t>
-            </w:r>
-            <w:r>
-              <w:rPr>
-                <w:rFonts w:ascii="Helvetica" w:hAnsi="Helvetica" w:hint="eastAsia"/>
-                <w:sz w:val="20"/>
-                <w:szCs w:val="20"/>
-              </w:rPr>
-              <w:t xml:space="preserve"> </w:t>
-            </w:r>
-            <w:r>
-              <w:rPr>
-                <w:rFonts w:ascii="Helvetica" w:hAnsi="Helvetica" w:hint="eastAsia"/>
-                <w:sz w:val="20"/>
-                <w:szCs w:val="20"/>
-              </w:rPr>
-              <w:t>제목</w:t>
-            </w:r>
-            <w:r>
-              <w:rPr>
-                <w:rFonts w:ascii="Helvetica" w:hAnsi="Helvetica" w:hint="eastAsia"/>
-                <w:sz w:val="20"/>
-                <w:szCs w:val="20"/>
-              </w:rPr>
-              <w:t xml:space="preserve">, </w:t>
-            </w:r>
-            <w:r>
-              <w:rPr>
-                <w:rFonts w:ascii="Helvetica" w:hAnsi="Helvetica" w:hint="eastAsia"/>
-                <w:sz w:val="20"/>
-                <w:szCs w:val="20"/>
-              </w:rPr>
-              <w:t>설명</w:t>
-            </w:r>
-            <w:r>
-              <w:rPr>
-                <w:rFonts w:ascii="Helvetica" w:hAnsi="Helvetica" w:hint="eastAsia"/>
-                <w:sz w:val="20"/>
-                <w:szCs w:val="20"/>
-              </w:rPr>
-              <w:t xml:space="preserve">, </w:t>
-            </w:r>
-            <w:r>
-              <w:rPr>
-                <w:rFonts w:ascii="Helvetica" w:hAnsi="Helvetica" w:hint="eastAsia"/>
-                <w:sz w:val="20"/>
-                <w:szCs w:val="20"/>
-              </w:rPr>
-              <w:t>문항</w:t>
-            </w:r>
-            <w:r>
-              <w:rPr>
-                <w:rFonts w:ascii="Helvetica" w:hAnsi="Helvetica" w:hint="eastAsia"/>
-                <w:sz w:val="20"/>
-                <w:szCs w:val="20"/>
-              </w:rPr>
-              <w:t xml:space="preserve">, </w:t>
-            </w:r>
-            <w:r>
-              <w:rPr>
-                <w:rFonts w:ascii="Helvetica" w:hAnsi="Helvetica" w:hint="eastAsia"/>
-                <w:sz w:val="20"/>
-                <w:szCs w:val="20"/>
-              </w:rPr>
-              <w:t>응답</w:t>
-            </w:r>
-            <w:r>
-              <w:rPr>
-                <w:rFonts w:ascii="Helvetica" w:hAnsi="Helvetica" w:hint="eastAsia"/>
-                <w:sz w:val="20"/>
-                <w:szCs w:val="20"/>
-              </w:rPr>
-              <w:t xml:space="preserve"> </w:t>
-            </w:r>
-            <w:r>
-              <w:rPr>
-                <w:rFonts w:ascii="Helvetica" w:hAnsi="Helvetica" w:hint="eastAsia"/>
-                <w:sz w:val="20"/>
-                <w:szCs w:val="20"/>
-              </w:rPr>
-              <w:t>항목</w:t>
-            </w:r>
-            <w:r>
-              <w:rPr>
-                <w:rFonts w:ascii="Helvetica" w:hAnsi="Helvetica" w:hint="eastAsia"/>
-                <w:sz w:val="20"/>
-                <w:szCs w:val="20"/>
-              </w:rPr>
-              <w:t xml:space="preserve">, </w:t>
-            </w:r>
-            <w:r>
-              <w:rPr>
-                <w:rFonts w:ascii="Helvetica" w:hAnsi="Helvetica" w:hint="eastAsia"/>
-                <w:sz w:val="20"/>
-                <w:szCs w:val="20"/>
-              </w:rPr>
-              <w:t>시작</w:t>
-            </w:r>
-            <w:r>
-              <w:rPr>
-                <w:rFonts w:ascii="Helvetica" w:hAnsi="Helvetica" w:hint="eastAsia"/>
-                <w:sz w:val="20"/>
-                <w:szCs w:val="20"/>
-              </w:rPr>
-              <w:t xml:space="preserve"> </w:t>
-            </w:r>
-            <w:r>
-              <w:rPr>
-                <w:rFonts w:ascii="Helvetica" w:hAnsi="Helvetica" w:hint="eastAsia"/>
-                <w:sz w:val="20"/>
-                <w:szCs w:val="20"/>
-              </w:rPr>
-              <w:t>및</w:t>
-            </w:r>
-            <w:r>
-              <w:rPr>
-                <w:rFonts w:ascii="Helvetica" w:hAnsi="Helvetica" w:hint="eastAsia"/>
-                <w:sz w:val="20"/>
-                <w:szCs w:val="20"/>
-              </w:rPr>
-              <w:t xml:space="preserve"> </w:t>
-            </w:r>
-            <w:r>
-              <w:rPr>
-                <w:rFonts w:ascii="Helvetica" w:hAnsi="Helvetica" w:hint="eastAsia"/>
-                <w:sz w:val="20"/>
-                <w:szCs w:val="20"/>
-              </w:rPr>
-              <w:t>마감시간</w:t>
-            </w:r>
-            <w:r>
-              <w:rPr>
-                <w:rFonts w:ascii="Helvetica" w:hAnsi="Helvetica" w:hint="eastAsia"/>
-                <w:sz w:val="20"/>
-                <w:szCs w:val="20"/>
-              </w:rPr>
-              <w:t xml:space="preserve"> </w:t>
-            </w:r>
-            <w:r>
-              <w:rPr>
-                <w:rFonts w:ascii="Helvetica" w:hAnsi="Helvetica" w:hint="eastAsia"/>
-                <w:sz w:val="20"/>
-                <w:szCs w:val="20"/>
-              </w:rPr>
-              <w:t>등을</w:t>
-            </w:r>
-            <w:r>
-              <w:rPr>
-                <w:rFonts w:ascii="Helvetica" w:hAnsi="Helvetica" w:hint="eastAsia"/>
-                <w:sz w:val="20"/>
-                <w:szCs w:val="20"/>
-              </w:rPr>
-              <w:t xml:space="preserve"> </w:t>
-            </w:r>
-            <w:r>
-              <w:rPr>
-                <w:rFonts w:ascii="Helvetica" w:hAnsi="Helvetica" w:hint="eastAsia"/>
-                <w:sz w:val="20"/>
-                <w:szCs w:val="20"/>
-              </w:rPr>
-              <w:t>포함한다</w:t>
-            </w:r>
-            <w:r>
-              <w:rPr>
-                <w:rFonts w:ascii="Helvetica" w:hAnsi="Helvetica" w:hint="eastAsia"/>
-                <w:sz w:val="20"/>
-                <w:szCs w:val="20"/>
-              </w:rPr>
-              <w:t>.</w:t>
+              <w:t>관리자가 원하는 설문을 등록할 수 있어야 한다. 설문 등록 시 설문 제목, 설명, 문항, 응답 항목, 시작 및 마감시간 등을 포함한다.</w:t>
             </w:r>
           </w:p>
         </w:tc>
@@ -1044,23 +596,7 @@
                 <w:sz w:val="20"/>
                 <w:szCs w:val="20"/>
               </w:rPr>
-              <w:t>설문</w:t>
-            </w:r>
-            <w:r>
-              <w:rPr>
-                <w:rFonts w:ascii="Helvetica" w:hAnsi="Helvetica" w:hint="eastAsia"/>
-                <w:sz w:val="20"/>
-                <w:szCs w:val="20"/>
-              </w:rPr>
-              <w:t xml:space="preserve"> </w:t>
-            </w:r>
-            <w:r>
-              <w:rPr>
-                <w:rFonts w:ascii="Helvetica" w:hAnsi="Helvetica" w:hint="eastAsia"/>
-                <w:sz w:val="20"/>
-                <w:szCs w:val="20"/>
-              </w:rPr>
-              <w:t>등록</w:t>
+              <w:t>설문 등록</w:t>
             </w:r>
           </w:p>
         </w:tc>
@@ -1106,111 +642,7 @@
                 <w:sz w:val="20"/>
                 <w:szCs w:val="20"/>
               </w:rPr>
-              <w:t>관리자가</w:t>
-            </w:r>
-            <w:r>
-              <w:rPr>
-                <w:rFonts w:ascii="Helvetica" w:hAnsi="Helvetica" w:hint="eastAsia"/>
-                <w:sz w:val="20"/>
-                <w:szCs w:val="20"/>
-              </w:rPr>
-              <w:t xml:space="preserve"> </w:t>
-            </w:r>
-            <w:r>
-              <w:rPr>
-                <w:rFonts w:ascii="Helvetica" w:hAnsi="Helvetica" w:hint="eastAsia"/>
-                <w:sz w:val="20"/>
-                <w:szCs w:val="20"/>
-              </w:rPr>
-              <w:t>등록된</w:t>
-            </w:r>
-            <w:r>
-              <w:rPr>
-                <w:rFonts w:ascii="Helvetica" w:hAnsi="Helvetica" w:hint="eastAsia"/>
-                <w:sz w:val="20"/>
-                <w:szCs w:val="20"/>
-              </w:rPr>
-              <w:t xml:space="preserve"> </w:t>
-            </w:r>
-            <w:r>
-              <w:rPr>
-                <w:rFonts w:ascii="Helvetica" w:hAnsi="Helvetica" w:hint="eastAsia"/>
-                <w:sz w:val="20"/>
-                <w:szCs w:val="20"/>
-              </w:rPr>
-              <w:t>설문들을</w:t>
-            </w:r>
-            <w:r>
-              <w:rPr>
-                <w:rFonts w:ascii="Helvetica" w:hAnsi="Helvetica" w:hint="eastAsia"/>
-                <w:sz w:val="20"/>
-                <w:szCs w:val="20"/>
-              </w:rPr>
-              <w:t xml:space="preserve"> </w:t>
-            </w:r>
-            <w:r>
-              <w:rPr>
-                <w:rFonts w:ascii="Helvetica" w:hAnsi="Helvetica" w:hint="eastAsia"/>
-                <w:sz w:val="20"/>
-                <w:szCs w:val="20"/>
-              </w:rPr>
-              <w:t>조회</w:t>
-            </w:r>
-            <w:r>
-              <w:rPr>
-                <w:rFonts w:ascii="Helvetica" w:hAnsi="Helvetica" w:hint="eastAsia"/>
-                <w:sz w:val="20"/>
-                <w:szCs w:val="20"/>
-              </w:rPr>
-              <w:t>할</w:t>
-            </w:r>
-            <w:r>
-              <w:rPr>
-                <w:rFonts w:ascii="Helvetica" w:hAnsi="Helvetica" w:hint="eastAsia"/>
-                <w:sz w:val="20"/>
-                <w:szCs w:val="20"/>
-              </w:rPr>
-              <w:t xml:space="preserve"> </w:t>
-            </w:r>
-            <w:r>
-              <w:rPr>
-                <w:rFonts w:ascii="Helvetica" w:hAnsi="Helvetica" w:hint="eastAsia"/>
-                <w:sz w:val="20"/>
-                <w:szCs w:val="20"/>
-              </w:rPr>
-              <w:t>수</w:t>
-            </w:r>
-            <w:r>
-              <w:rPr>
-                <w:rFonts w:ascii="Helvetica" w:hAnsi="Helvetica" w:hint="eastAsia"/>
-                <w:sz w:val="20"/>
-                <w:szCs w:val="20"/>
-              </w:rPr>
-              <w:t xml:space="preserve"> </w:t>
-            </w:r>
-            <w:r>
-              <w:rPr>
-                <w:rFonts w:ascii="Helvetica" w:hAnsi="Helvetica" w:hint="eastAsia"/>
-                <w:sz w:val="20"/>
-                <w:szCs w:val="20"/>
-              </w:rPr>
-              <w:t>있어야</w:t>
-            </w:r>
-            <w:r>
-              <w:rPr>
-                <w:rFonts w:ascii="Helvetica" w:hAnsi="Helvetica" w:hint="eastAsia"/>
-                <w:sz w:val="20"/>
-                <w:szCs w:val="20"/>
-              </w:rPr>
-              <w:t xml:space="preserve"> </w:t>
-            </w:r>
-            <w:r>
-              <w:rPr>
-                <w:rFonts w:ascii="Helvetica" w:hAnsi="Helvetica" w:hint="eastAsia"/>
-                <w:sz w:val="20"/>
-                <w:szCs w:val="20"/>
-              </w:rPr>
-              <w:t>한다</w:t>
+              <w:t>관리자가 등록된 설문들을 조회할 수 있어야 한다</w:t>
             </w:r>
           </w:p>
         </w:tc>
@@ -1232,39 +664,7 @@
                 <w:sz w:val="20"/>
                 <w:szCs w:val="20"/>
               </w:rPr>
-              <w:t>설문</w:t>
-            </w:r>
-            <w:r>
-              <w:rPr>
-                <w:rFonts w:ascii="Helvetica" w:hAnsi="Helvetica" w:hint="eastAsia"/>
-                <w:sz w:val="20"/>
-                <w:szCs w:val="20"/>
-              </w:rPr>
-              <w:t xml:space="preserve"> </w:t>
-            </w:r>
-            <w:r>
-              <w:rPr>
-                <w:rFonts w:ascii="Helvetica" w:hAnsi="Helvetica" w:hint="eastAsia"/>
-                <w:sz w:val="20"/>
-                <w:szCs w:val="20"/>
-              </w:rPr>
-              <w:t>리스트</w:t>
-            </w:r>
-            <w:r>
-              <w:rPr>
-                <w:rFonts w:ascii="Helvetica" w:hAnsi="Helvetica" w:hint="eastAsia"/>
-                <w:sz w:val="20"/>
-                <w:szCs w:val="20"/>
-              </w:rPr>
-              <w:t xml:space="preserve"> </w:t>
-            </w:r>
-            <w:r>
-              <w:rPr>
-                <w:rFonts w:ascii="Helvetica" w:hAnsi="Helvetica" w:hint="eastAsia"/>
-                <w:sz w:val="20"/>
-                <w:szCs w:val="20"/>
-              </w:rPr>
-              <w:t>조회</w:t>
+              <w:t>설문 리스트 조회</w:t>
             </w:r>
           </w:p>
         </w:tc>
@@ -1304,6 +704,14 @@
                 <w:szCs w:val="20"/>
               </w:rPr>
             </w:pPr>
+            <w:r>
+              <w:rPr>
+                <w:rFonts w:ascii="Helvetica" w:hAnsi="Helvetica" w:hint="eastAsia"/>
+                <w:sz w:val="20"/>
+                <w:szCs w:val="20"/>
+              </w:rPr>
+              <w:t>관리자가 최근 1주일, 1개월, 1년 단위로 전체 설문 수, 종료된 설문 수, 총 응답 수에 대한 통계 정보를 조회할 수 있어야 한다.</w:t>
+            </w:r>
           </w:p>
         </w:tc>
         <w:tc>
@@ -1318,6 +726,14 @@
                 <w:szCs w:val="20"/>
               </w:rPr>
             </w:pPr>
+            <w:r>
+              <w:rPr>
+                <w:rFonts w:ascii="Helvetica" w:hAnsi="Helvetica" w:hint="eastAsia"/>
+                <w:sz w:val="20"/>
+                <w:szCs w:val="20"/>
+              </w:rPr>
+              <w:t>설문 응답 통계 조회</w:t>
+            </w:r>
           </w:p>
         </w:tc>
       </w:tr>

--- a/Requirement List.docx
+++ b/Requirement List.docx
@@ -19,7 +19,7 @@
         </w:trPr>
         <w:tc>
           <w:tcPr>
-            <w:tcW w:w="562" w:type="dxa"/>
+            <w:tcW w:w="571" w:type="dxa"/>
           </w:tcPr>
           <w:p>
             <w:pPr>
@@ -42,7 +42,7 @@
         </w:tc>
         <w:tc>
           <w:tcPr>
-            <w:tcW w:w="5448" w:type="dxa"/>
+            <w:tcW w:w="5442" w:type="dxa"/>
           </w:tcPr>
           <w:p>
             <w:pPr>
@@ -64,7 +64,7 @@
         </w:tc>
         <w:tc>
           <w:tcPr>
-            <w:tcW w:w="3006" w:type="dxa"/>
+            <w:tcW w:w="3003" w:type="dxa"/>
           </w:tcPr>
           <w:p>
             <w:pPr>
@@ -91,13 +91,13 @@
         </w:trPr>
         <w:tc>
           <w:tcPr>
-            <w:tcW w:w="562" w:type="dxa"/>
+            <w:tcW w:w="571" w:type="dxa"/>
           </w:tcPr>
           <w:p>
             <w:pPr>
               <w:jc w:val="center"/>
               <w:rPr>
-                <w:rFonts w:ascii="Helvetica" w:hAnsi="Helvetica" w:hint="eastAsia"/>
+                <w:rFonts w:ascii="Helvetica" w:hAnsi="Helvetica"/>
               </w:rPr>
             </w:pPr>
             <w:r>
@@ -110,12 +110,12 @@
         </w:tc>
         <w:tc>
           <w:tcPr>
-            <w:tcW w:w="5448" w:type="dxa"/>
+            <w:tcW w:w="5442" w:type="dxa"/>
           </w:tcPr>
           <w:p>
             <w:pPr>
               <w:rPr>
-                <w:rFonts w:ascii="Helvetica" w:hAnsi="Helvetica" w:hint="eastAsia"/>
+                <w:rFonts w:ascii="Helvetica" w:hAnsi="Helvetica"/>
                 <w:sz w:val="20"/>
                 <w:szCs w:val="20"/>
               </w:rPr>
@@ -126,13 +126,245 @@
                 <w:sz w:val="20"/>
                 <w:szCs w:val="20"/>
               </w:rPr>
-              <w:t>사용자가 시스템을 이용하기 위해 ID, 비밀번호, 이름, 전화번호, 이메일을 입력하여 회원 가입을 할 수 있어야 한다.</w:t>
+              <w:t>사용자가</w:t>
+            </w:r>
+            <w:r>
+              <w:rPr>
+                <w:rFonts w:ascii="Helvetica" w:hAnsi="Helvetica" w:hint="eastAsia"/>
+                <w:sz w:val="20"/>
+                <w:szCs w:val="20"/>
+              </w:rPr>
+              <w:t xml:space="preserve"> </w:t>
+            </w:r>
+            <w:r>
+              <w:rPr>
+                <w:rFonts w:ascii="Helvetica" w:hAnsi="Helvetica" w:hint="eastAsia"/>
+                <w:sz w:val="20"/>
+                <w:szCs w:val="20"/>
+              </w:rPr>
+              <w:t>시스템을</w:t>
+            </w:r>
+            <w:r>
+              <w:rPr>
+                <w:rFonts w:ascii="Helvetica" w:hAnsi="Helvetica" w:hint="eastAsia"/>
+                <w:sz w:val="20"/>
+                <w:szCs w:val="20"/>
+              </w:rPr>
+              <w:t xml:space="preserve"> </w:t>
+            </w:r>
+            <w:r>
+              <w:rPr>
+                <w:rFonts w:ascii="Helvetica" w:hAnsi="Helvetica" w:hint="eastAsia"/>
+                <w:sz w:val="20"/>
+                <w:szCs w:val="20"/>
+              </w:rPr>
+              <w:t>이용하기</w:t>
+            </w:r>
+            <w:r>
+              <w:rPr>
+                <w:rFonts w:ascii="Helvetica" w:hAnsi="Helvetica" w:hint="eastAsia"/>
+                <w:sz w:val="20"/>
+                <w:szCs w:val="20"/>
+              </w:rPr>
+              <w:t xml:space="preserve"> </w:t>
+            </w:r>
+            <w:r>
+              <w:rPr>
+                <w:rFonts w:ascii="Helvetica" w:hAnsi="Helvetica" w:hint="eastAsia"/>
+                <w:sz w:val="20"/>
+                <w:szCs w:val="20"/>
+              </w:rPr>
+              <w:t>위해</w:t>
+            </w:r>
+            <w:r>
+              <w:rPr>
+                <w:rFonts w:ascii="Helvetica" w:hAnsi="Helvetica" w:hint="eastAsia"/>
+                <w:sz w:val="20"/>
+                <w:szCs w:val="20"/>
+              </w:rPr>
+              <w:t xml:space="preserve"> ID, </w:t>
+            </w:r>
+            <w:r>
+              <w:rPr>
+                <w:rFonts w:ascii="Helvetica" w:hAnsi="Helvetica" w:hint="eastAsia"/>
+                <w:sz w:val="20"/>
+                <w:szCs w:val="20"/>
+              </w:rPr>
+              <w:t>비밀번호</w:t>
+            </w:r>
+            <w:r>
+              <w:rPr>
+                <w:rFonts w:ascii="Helvetica" w:hAnsi="Helvetica" w:hint="eastAsia"/>
+                <w:sz w:val="20"/>
+                <w:szCs w:val="20"/>
+              </w:rPr>
+              <w:t xml:space="preserve">, </w:t>
+            </w:r>
+            <w:r>
+              <w:rPr>
+                <w:rFonts w:ascii="Helvetica" w:hAnsi="Helvetica" w:hint="eastAsia"/>
+                <w:sz w:val="20"/>
+                <w:szCs w:val="20"/>
+              </w:rPr>
+              <w:t>이름</w:t>
+            </w:r>
+            <w:r>
+              <w:rPr>
+                <w:rFonts w:ascii="Helvetica" w:hAnsi="Helvetica" w:hint="eastAsia"/>
+                <w:sz w:val="20"/>
+                <w:szCs w:val="20"/>
+              </w:rPr>
+              <w:t xml:space="preserve">, </w:t>
+            </w:r>
+            <w:r>
+              <w:rPr>
+                <w:rFonts w:ascii="Helvetica" w:hAnsi="Helvetica" w:hint="eastAsia"/>
+                <w:sz w:val="20"/>
+                <w:szCs w:val="20"/>
+              </w:rPr>
+              <w:t>전화번호</w:t>
+            </w:r>
+            <w:r>
+              <w:rPr>
+                <w:rFonts w:ascii="Helvetica" w:hAnsi="Helvetica" w:hint="eastAsia"/>
+                <w:sz w:val="20"/>
+                <w:szCs w:val="20"/>
+              </w:rPr>
+              <w:t xml:space="preserve">, </w:t>
+            </w:r>
+            <w:r>
+              <w:rPr>
+                <w:rFonts w:ascii="Helvetica" w:hAnsi="Helvetica" w:hint="eastAsia"/>
+                <w:sz w:val="20"/>
+                <w:szCs w:val="20"/>
+              </w:rPr>
+              <w:t>이메일을</w:t>
+            </w:r>
+            <w:r>
+              <w:rPr>
+                <w:rFonts w:ascii="Helvetica" w:hAnsi="Helvetica" w:hint="eastAsia"/>
+                <w:sz w:val="20"/>
+                <w:szCs w:val="20"/>
+              </w:rPr>
+              <w:t xml:space="preserve"> </w:t>
+            </w:r>
+            <w:r>
+              <w:rPr>
+                <w:rFonts w:ascii="Helvetica" w:hAnsi="Helvetica" w:hint="eastAsia"/>
+                <w:sz w:val="20"/>
+                <w:szCs w:val="20"/>
+              </w:rPr>
+              <w:t>입력하여</w:t>
+            </w:r>
+            <w:r>
+              <w:rPr>
+                <w:rFonts w:ascii="Helvetica" w:hAnsi="Helvetica" w:hint="eastAsia"/>
+                <w:sz w:val="20"/>
+                <w:szCs w:val="20"/>
+              </w:rPr>
+              <w:t xml:space="preserve"> </w:t>
+            </w:r>
+            <w:r>
+              <w:rPr>
+                <w:rFonts w:ascii="Helvetica" w:hAnsi="Helvetica" w:hint="eastAsia"/>
+                <w:sz w:val="20"/>
+                <w:szCs w:val="20"/>
+              </w:rPr>
+              <w:t>회원</w:t>
+            </w:r>
+            <w:r>
+              <w:rPr>
+                <w:rFonts w:ascii="Helvetica" w:hAnsi="Helvetica" w:hint="eastAsia"/>
+                <w:sz w:val="20"/>
+                <w:szCs w:val="20"/>
+              </w:rPr>
+              <w:t xml:space="preserve"> </w:t>
+            </w:r>
+            <w:r>
+              <w:rPr>
+                <w:rFonts w:ascii="Helvetica" w:hAnsi="Helvetica" w:hint="eastAsia"/>
+                <w:sz w:val="20"/>
+                <w:szCs w:val="20"/>
+              </w:rPr>
+              <w:t>가입을</w:t>
+            </w:r>
+            <w:r>
+              <w:rPr>
+                <w:rFonts w:ascii="Helvetica" w:hAnsi="Helvetica" w:hint="eastAsia"/>
+                <w:sz w:val="20"/>
+                <w:szCs w:val="20"/>
+              </w:rPr>
+              <w:t xml:space="preserve"> </w:t>
+            </w:r>
+            <w:r>
+              <w:rPr>
+                <w:rFonts w:ascii="Helvetica" w:hAnsi="Helvetica" w:hint="eastAsia"/>
+                <w:sz w:val="20"/>
+                <w:szCs w:val="20"/>
+              </w:rPr>
+              <w:t>할</w:t>
+            </w:r>
+            <w:r>
+              <w:rPr>
+                <w:rFonts w:ascii="Helvetica" w:hAnsi="Helvetica" w:hint="eastAsia"/>
+                <w:sz w:val="20"/>
+                <w:szCs w:val="20"/>
+              </w:rPr>
+              <w:t xml:space="preserve"> </w:t>
+            </w:r>
+            <w:r>
+              <w:rPr>
+                <w:rFonts w:ascii="Helvetica" w:hAnsi="Helvetica" w:hint="eastAsia"/>
+                <w:sz w:val="20"/>
+                <w:szCs w:val="20"/>
+              </w:rPr>
+              <w:t>수</w:t>
+            </w:r>
+            <w:r>
+              <w:rPr>
+                <w:rFonts w:ascii="Helvetica" w:hAnsi="Helvetica" w:hint="eastAsia"/>
+                <w:sz w:val="20"/>
+                <w:szCs w:val="20"/>
+              </w:rPr>
+              <w:t xml:space="preserve"> </w:t>
+            </w:r>
+            <w:r>
+              <w:rPr>
+                <w:rFonts w:ascii="Helvetica" w:hAnsi="Helvetica" w:hint="eastAsia"/>
+                <w:sz w:val="20"/>
+                <w:szCs w:val="20"/>
+              </w:rPr>
+              <w:t>있어야</w:t>
+            </w:r>
+            <w:r>
+              <w:rPr>
+                <w:rFonts w:ascii="Helvetica" w:hAnsi="Helvetica" w:hint="eastAsia"/>
+                <w:sz w:val="20"/>
+                <w:szCs w:val="20"/>
+              </w:rPr>
+              <w:t xml:space="preserve"> </w:t>
+            </w:r>
+            <w:r>
+              <w:rPr>
+                <w:rFonts w:ascii="Helvetica" w:hAnsi="Helvetica" w:hint="eastAsia"/>
+                <w:sz w:val="20"/>
+                <w:szCs w:val="20"/>
+              </w:rPr>
+              <w:t>한다</w:t>
+            </w:r>
+            <w:r>
+              <w:rPr>
+                <w:rFonts w:ascii="Helvetica" w:hAnsi="Helvetica" w:hint="eastAsia"/>
+                <w:sz w:val="20"/>
+                <w:szCs w:val="20"/>
+              </w:rPr>
+              <w:t>.</w:t>
             </w:r>
           </w:p>
         </w:tc>
         <w:tc>
           <w:tcPr>
-            <w:tcW w:w="3006" w:type="dxa"/>
+            <w:tcW w:w="3003" w:type="dxa"/>
           </w:tcPr>
           <w:p>
             <w:pPr>
@@ -159,7 +391,7 @@
         </w:trPr>
         <w:tc>
           <w:tcPr>
-            <w:tcW w:w="562" w:type="dxa"/>
+            <w:tcW w:w="571" w:type="dxa"/>
           </w:tcPr>
           <w:p>
             <w:pPr>
@@ -178,7 +410,7 @@
         </w:tc>
         <w:tc>
           <w:tcPr>
-            <w:tcW w:w="5448" w:type="dxa"/>
+            <w:tcW w:w="5442" w:type="dxa"/>
           </w:tcPr>
           <w:p>
             <w:pPr>
@@ -194,13 +426,133 @@
                 <w:sz w:val="20"/>
                 <w:szCs w:val="20"/>
               </w:rPr>
-              <w:t>회원이 언제든 회원 탈퇴를 할 수 있어야 한다</w:t>
+              <w:t>회원이</w:t>
+            </w:r>
+            <w:r>
+              <w:rPr>
+                <w:rFonts w:ascii="Helvetica" w:hAnsi="Helvetica" w:hint="eastAsia"/>
+                <w:sz w:val="20"/>
+                <w:szCs w:val="20"/>
+              </w:rPr>
+              <w:t xml:space="preserve"> </w:t>
+            </w:r>
+            <w:r>
+              <w:rPr>
+                <w:rFonts w:ascii="Helvetica" w:hAnsi="Helvetica" w:hint="eastAsia"/>
+                <w:sz w:val="20"/>
+                <w:szCs w:val="20"/>
+              </w:rPr>
+              <w:t>언제든</w:t>
+            </w:r>
+            <w:r>
+              <w:rPr>
+                <w:rFonts w:ascii="Helvetica" w:hAnsi="Helvetica" w:hint="eastAsia"/>
+                <w:sz w:val="20"/>
+                <w:szCs w:val="20"/>
+              </w:rPr>
+              <w:t xml:space="preserve"> </w:t>
+            </w:r>
+            <w:r>
+              <w:rPr>
+                <w:rFonts w:ascii="Helvetica" w:hAnsi="Helvetica" w:hint="eastAsia"/>
+                <w:sz w:val="20"/>
+                <w:szCs w:val="20"/>
+              </w:rPr>
+              <w:t>회원</w:t>
+            </w:r>
+            <w:r>
+              <w:rPr>
+                <w:rFonts w:ascii="Helvetica" w:hAnsi="Helvetica" w:hint="eastAsia"/>
+                <w:sz w:val="20"/>
+                <w:szCs w:val="20"/>
+              </w:rPr>
+              <w:t xml:space="preserve"> </w:t>
+            </w:r>
+            <w:r>
+              <w:rPr>
+                <w:rFonts w:ascii="Helvetica" w:hAnsi="Helvetica" w:hint="eastAsia"/>
+                <w:sz w:val="20"/>
+                <w:szCs w:val="20"/>
+              </w:rPr>
+              <w:t>탈퇴를</w:t>
+            </w:r>
+            <w:r>
+              <w:rPr>
+                <w:rFonts w:ascii="Helvetica" w:hAnsi="Helvetica" w:hint="eastAsia"/>
+                <w:sz w:val="20"/>
+                <w:szCs w:val="20"/>
+              </w:rPr>
+              <w:t xml:space="preserve"> </w:t>
+            </w:r>
+            <w:r>
+              <w:rPr>
+                <w:rFonts w:ascii="Helvetica" w:hAnsi="Helvetica" w:hint="eastAsia"/>
+                <w:sz w:val="20"/>
+                <w:szCs w:val="20"/>
+              </w:rPr>
+              <w:t>할</w:t>
+            </w:r>
+            <w:r>
+              <w:rPr>
+                <w:rFonts w:ascii="Helvetica" w:hAnsi="Helvetica" w:hint="eastAsia"/>
+                <w:sz w:val="20"/>
+                <w:szCs w:val="20"/>
+              </w:rPr>
+              <w:t xml:space="preserve"> </w:t>
+            </w:r>
+            <w:r>
+              <w:rPr>
+                <w:rFonts w:ascii="Helvetica" w:hAnsi="Helvetica" w:hint="eastAsia"/>
+                <w:sz w:val="20"/>
+                <w:szCs w:val="20"/>
+              </w:rPr>
+              <w:t>수</w:t>
+            </w:r>
+            <w:r>
+              <w:rPr>
+                <w:rFonts w:ascii="Helvetica" w:hAnsi="Helvetica" w:hint="eastAsia"/>
+                <w:sz w:val="20"/>
+                <w:szCs w:val="20"/>
+              </w:rPr>
+              <w:t xml:space="preserve"> </w:t>
+            </w:r>
+            <w:r>
+              <w:rPr>
+                <w:rFonts w:ascii="Helvetica" w:hAnsi="Helvetica" w:hint="eastAsia"/>
+                <w:sz w:val="20"/>
+                <w:szCs w:val="20"/>
+              </w:rPr>
+              <w:t>있어야</w:t>
+            </w:r>
+            <w:r>
+              <w:rPr>
+                <w:rFonts w:ascii="Helvetica" w:hAnsi="Helvetica" w:hint="eastAsia"/>
+                <w:sz w:val="20"/>
+                <w:szCs w:val="20"/>
+              </w:rPr>
+              <w:t xml:space="preserve"> </w:t>
+            </w:r>
+            <w:r>
+              <w:rPr>
+                <w:rFonts w:ascii="Helvetica" w:hAnsi="Helvetica" w:hint="eastAsia"/>
+                <w:sz w:val="20"/>
+                <w:szCs w:val="20"/>
+              </w:rPr>
+              <w:t>한다</w:t>
+            </w:r>
+            <w:r>
+              <w:rPr>
+                <w:rFonts w:ascii="Helvetica" w:hAnsi="Helvetica" w:hint="eastAsia"/>
+                <w:sz w:val="20"/>
+                <w:szCs w:val="20"/>
+              </w:rPr>
+              <w:t>.</w:t>
             </w:r>
           </w:p>
         </w:tc>
         <w:tc>
           <w:tcPr>
-            <w:tcW w:w="3006" w:type="dxa"/>
+            <w:tcW w:w="3003" w:type="dxa"/>
           </w:tcPr>
           <w:p>
             <w:pPr>
@@ -216,7 +568,23 @@
                 <w:sz w:val="20"/>
                 <w:szCs w:val="20"/>
               </w:rPr>
-              <w:t>회원 탈퇴</w:t>
+              <w:t>회원</w:t>
+            </w:r>
+            <w:r>
+              <w:rPr>
+                <w:rFonts w:ascii="Helvetica" w:hAnsi="Helvetica" w:hint="eastAsia"/>
+                <w:sz w:val="20"/>
+                <w:szCs w:val="20"/>
+              </w:rPr>
+              <w:t xml:space="preserve"> </w:t>
+            </w:r>
+            <w:r>
+              <w:rPr>
+                <w:rFonts w:ascii="Helvetica" w:hAnsi="Helvetica" w:hint="eastAsia"/>
+                <w:sz w:val="20"/>
+                <w:szCs w:val="20"/>
+              </w:rPr>
+              <w:t>탈퇴</w:t>
             </w:r>
           </w:p>
         </w:tc>
@@ -227,7 +595,7 @@
         </w:trPr>
         <w:tc>
           <w:tcPr>
-            <w:tcW w:w="562" w:type="dxa"/>
+            <w:tcW w:w="571" w:type="dxa"/>
           </w:tcPr>
           <w:p>
             <w:pPr>
@@ -246,7 +614,227 @@
         </w:tc>
         <w:tc>
           <w:tcPr>
-            <w:tcW w:w="5448" w:type="dxa"/>
+            <w:tcW w:w="5442" w:type="dxa"/>
+          </w:tcPr>
+          <w:p>
+            <w:pPr>
+              <w:rPr>
+                <w:rFonts w:ascii="Helvetica" w:hAnsi="Helvetica"/>
+                <w:sz w:val="20"/>
+                <w:szCs w:val="20"/>
+              </w:rPr>
+            </w:pPr>
+            <w:r>
+              <w:rPr>
+                <w:rFonts w:ascii="Helvetica" w:hAnsi="Helvetica" w:hint="eastAsia"/>
+                <w:sz w:val="20"/>
+                <w:szCs w:val="20"/>
+              </w:rPr>
+              <w:t>관리자와</w:t>
+            </w:r>
+            <w:r>
+              <w:rPr>
+                <w:rFonts w:ascii="Helvetica" w:hAnsi="Helvetica" w:hint="eastAsia"/>
+                <w:sz w:val="20"/>
+                <w:szCs w:val="20"/>
+              </w:rPr>
+              <w:t xml:space="preserve"> </w:t>
+            </w:r>
+            <w:r>
+              <w:rPr>
+                <w:rFonts w:ascii="Helvetica" w:hAnsi="Helvetica" w:hint="eastAsia"/>
+                <w:sz w:val="20"/>
+                <w:szCs w:val="20"/>
+              </w:rPr>
+              <w:t>회원</w:t>
+            </w:r>
+            <w:r>
+              <w:rPr>
+                <w:rFonts w:ascii="Helvetica" w:hAnsi="Helvetica" w:hint="eastAsia"/>
+                <w:sz w:val="20"/>
+                <w:szCs w:val="20"/>
+              </w:rPr>
+              <w:t xml:space="preserve"> </w:t>
+            </w:r>
+            <w:r>
+              <w:rPr>
+                <w:rFonts w:ascii="Helvetica" w:hAnsi="Helvetica" w:hint="eastAsia"/>
+                <w:sz w:val="20"/>
+                <w:szCs w:val="20"/>
+              </w:rPr>
+              <w:t>모두</w:t>
+            </w:r>
+            <w:r>
+              <w:rPr>
+                <w:rFonts w:ascii="Helvetica" w:hAnsi="Helvetica" w:hint="eastAsia"/>
+                <w:sz w:val="20"/>
+                <w:szCs w:val="20"/>
+              </w:rPr>
+              <w:t xml:space="preserve"> ID</w:t>
+            </w:r>
+            <w:r>
+              <w:rPr>
+                <w:rFonts w:ascii="Helvetica" w:hAnsi="Helvetica" w:hint="eastAsia"/>
+                <w:sz w:val="20"/>
+                <w:szCs w:val="20"/>
+              </w:rPr>
+              <w:t>와</w:t>
+            </w:r>
+            <w:r>
+              <w:rPr>
+                <w:rFonts w:ascii="Helvetica" w:hAnsi="Helvetica" w:hint="eastAsia"/>
+                <w:sz w:val="20"/>
+                <w:szCs w:val="20"/>
+              </w:rPr>
+              <w:t xml:space="preserve"> </w:t>
+            </w:r>
+            <w:r>
+              <w:rPr>
+                <w:rFonts w:ascii="Helvetica" w:hAnsi="Helvetica" w:hint="eastAsia"/>
+                <w:sz w:val="20"/>
+                <w:szCs w:val="20"/>
+              </w:rPr>
+              <w:t>비밀번호로</w:t>
+            </w:r>
+            <w:r>
+              <w:rPr>
+                <w:rFonts w:ascii="Helvetica" w:hAnsi="Helvetica" w:hint="eastAsia"/>
+                <w:sz w:val="20"/>
+                <w:szCs w:val="20"/>
+              </w:rPr>
+              <w:t xml:space="preserve"> </w:t>
+            </w:r>
+            <w:r>
+              <w:rPr>
+                <w:rFonts w:ascii="Helvetica" w:hAnsi="Helvetica" w:hint="eastAsia"/>
+                <w:sz w:val="20"/>
+                <w:szCs w:val="20"/>
+              </w:rPr>
+              <w:t>로그인</w:t>
+            </w:r>
+            <w:r>
+              <w:rPr>
+                <w:rFonts w:ascii="Helvetica" w:hAnsi="Helvetica" w:hint="eastAsia"/>
+                <w:sz w:val="20"/>
+                <w:szCs w:val="20"/>
+              </w:rPr>
+              <w:t xml:space="preserve"> </w:t>
+            </w:r>
+            <w:r>
+              <w:rPr>
+                <w:rFonts w:ascii="Helvetica" w:hAnsi="Helvetica" w:hint="eastAsia"/>
+                <w:sz w:val="20"/>
+                <w:szCs w:val="20"/>
+              </w:rPr>
+              <w:t>할</w:t>
+            </w:r>
+            <w:r>
+              <w:rPr>
+                <w:rFonts w:ascii="Helvetica" w:hAnsi="Helvetica" w:hint="eastAsia"/>
+                <w:sz w:val="20"/>
+                <w:szCs w:val="20"/>
+              </w:rPr>
+              <w:t xml:space="preserve"> </w:t>
+            </w:r>
+            <w:r>
+              <w:rPr>
+                <w:rFonts w:ascii="Helvetica" w:hAnsi="Helvetica" w:hint="eastAsia"/>
+                <w:sz w:val="20"/>
+                <w:szCs w:val="20"/>
+              </w:rPr>
+              <w:t>수</w:t>
+            </w:r>
+            <w:r>
+              <w:rPr>
+                <w:rFonts w:ascii="Helvetica" w:hAnsi="Helvetica" w:hint="eastAsia"/>
+                <w:sz w:val="20"/>
+                <w:szCs w:val="20"/>
+              </w:rPr>
+              <w:t xml:space="preserve"> </w:t>
+            </w:r>
+            <w:r>
+              <w:rPr>
+                <w:rFonts w:ascii="Helvetica" w:hAnsi="Helvetica" w:hint="eastAsia"/>
+                <w:sz w:val="20"/>
+                <w:szCs w:val="20"/>
+              </w:rPr>
+              <w:t>있어야</w:t>
+            </w:r>
+            <w:r>
+              <w:rPr>
+                <w:rFonts w:ascii="Helvetica" w:hAnsi="Helvetica" w:hint="eastAsia"/>
+                <w:sz w:val="20"/>
+                <w:szCs w:val="20"/>
+              </w:rPr>
+              <w:t xml:space="preserve"> </w:t>
+            </w:r>
+            <w:r>
+              <w:rPr>
+                <w:rFonts w:ascii="Helvetica" w:hAnsi="Helvetica" w:hint="eastAsia"/>
+                <w:sz w:val="20"/>
+                <w:szCs w:val="20"/>
+              </w:rPr>
+              <w:t>한다</w:t>
+            </w:r>
+            <w:r>
+              <w:rPr>
+                <w:rFonts w:ascii="Helvetica" w:hAnsi="Helvetica" w:hint="eastAsia"/>
+                <w:sz w:val="20"/>
+                <w:szCs w:val="20"/>
+              </w:rPr>
+              <w:t>.</w:t>
+            </w:r>
+          </w:p>
+        </w:tc>
+        <w:tc>
+          <w:tcPr>
+            <w:tcW w:w="3003" w:type="dxa"/>
+          </w:tcPr>
+          <w:p>
+            <w:pPr>
+              <w:rPr>
+                <w:rFonts w:ascii="Helvetica" w:hAnsi="Helvetica"/>
+                <w:sz w:val="20"/>
+                <w:szCs w:val="20"/>
+              </w:rPr>
+            </w:pPr>
+            <w:r>
+              <w:rPr>
+                <w:rFonts w:ascii="Helvetica" w:hAnsi="Helvetica" w:hint="eastAsia"/>
+                <w:sz w:val="20"/>
+                <w:szCs w:val="20"/>
+              </w:rPr>
+              <w:t>로그인</w:t>
+            </w:r>
+          </w:p>
+        </w:tc>
+      </w:tr>
+      <w:tr>
+        <w:trPr>
+          <w:trHeight w:val="567"/>
+        </w:trPr>
+        <w:tc>
+          <w:tcPr>
+            <w:tcW w:w="571" w:type="dxa"/>
+          </w:tcPr>
+          <w:p>
+            <w:pPr>
+              <w:jc w:val="center"/>
+              <w:rPr>
+                <w:rFonts w:ascii="Helvetica" w:hAnsi="Helvetica"/>
+              </w:rPr>
+            </w:pPr>
+            <w:r>
+              <w:rPr>
+                <w:rFonts w:ascii="Helvetica" w:hAnsi="Helvetica" w:hint="eastAsia"/>
+              </w:rPr>
+              <w:t>4</w:t>
+            </w:r>
+          </w:p>
+        </w:tc>
+        <w:tc>
+          <w:tcPr>
+            <w:tcW w:w="5442" w:type="dxa"/>
           </w:tcPr>
           <w:p>
             <w:pPr>
@@ -260,7 +848,7 @@
         </w:tc>
         <w:tc>
           <w:tcPr>
-            <w:tcW w:w="3006" w:type="dxa"/>
+            <w:tcW w:w="3003" w:type="dxa"/>
           </w:tcPr>
           <w:p>
             <w:pPr>
@@ -279,7 +867,7 @@
         </w:trPr>
         <w:tc>
           <w:tcPr>
-            <w:tcW w:w="562" w:type="dxa"/>
+            <w:tcW w:w="571" w:type="dxa"/>
           </w:tcPr>
           <w:p>
             <w:pPr>
@@ -292,13 +880,1501 @@
               <w:rPr>
                 <w:rFonts w:ascii="Helvetica" w:hAnsi="Helvetica" w:hint="eastAsia"/>
               </w:rPr>
-              <w:t>4</w:t>
+              <w:t>5</w:t>
             </w:r>
           </w:p>
         </w:tc>
         <w:tc>
           <w:tcPr>
-            <w:tcW w:w="5448" w:type="dxa"/>
+            <w:tcW w:w="5442" w:type="dxa"/>
+          </w:tcPr>
+          <w:p>
+            <w:pPr>
+              <w:rPr>
+                <w:rFonts w:ascii="Helvetica" w:hAnsi="Helvetica"/>
+                <w:sz w:val="20"/>
+                <w:szCs w:val="20"/>
+              </w:rPr>
+            </w:pPr>
+            <w:r>
+              <w:rPr>
+                <w:rFonts w:ascii="Helvetica" w:hAnsi="Helvetica" w:hint="eastAsia"/>
+                <w:sz w:val="20"/>
+                <w:szCs w:val="20"/>
+              </w:rPr>
+              <w:t>관리자가</w:t>
+            </w:r>
+            <w:r>
+              <w:rPr>
+                <w:rFonts w:ascii="Helvetica" w:hAnsi="Helvetica" w:hint="eastAsia"/>
+                <w:sz w:val="20"/>
+                <w:szCs w:val="20"/>
+              </w:rPr>
+              <w:t xml:space="preserve"> </w:t>
+            </w:r>
+            <w:r>
+              <w:rPr>
+                <w:rFonts w:ascii="Helvetica" w:hAnsi="Helvetica" w:hint="eastAsia"/>
+                <w:sz w:val="20"/>
+                <w:szCs w:val="20"/>
+              </w:rPr>
+              <w:t>원하는</w:t>
+            </w:r>
+            <w:r>
+              <w:rPr>
+                <w:rFonts w:ascii="Helvetica" w:hAnsi="Helvetica" w:hint="eastAsia"/>
+                <w:sz w:val="20"/>
+                <w:szCs w:val="20"/>
+              </w:rPr>
+              <w:t xml:space="preserve"> </w:t>
+            </w:r>
+            <w:r>
+              <w:rPr>
+                <w:rFonts w:ascii="Helvetica" w:hAnsi="Helvetica" w:hint="eastAsia"/>
+                <w:sz w:val="20"/>
+                <w:szCs w:val="20"/>
+              </w:rPr>
+              <w:t>설문을</w:t>
+            </w:r>
+            <w:r>
+              <w:rPr>
+                <w:rFonts w:ascii="Helvetica" w:hAnsi="Helvetica" w:hint="eastAsia"/>
+                <w:sz w:val="20"/>
+                <w:szCs w:val="20"/>
+              </w:rPr>
+              <w:t xml:space="preserve"> </w:t>
+            </w:r>
+            <w:r>
+              <w:rPr>
+                <w:rFonts w:ascii="Helvetica" w:hAnsi="Helvetica" w:hint="eastAsia"/>
+                <w:sz w:val="20"/>
+                <w:szCs w:val="20"/>
+              </w:rPr>
+              <w:t>등록할</w:t>
+            </w:r>
+            <w:r>
+              <w:rPr>
+                <w:rFonts w:ascii="Helvetica" w:hAnsi="Helvetica" w:hint="eastAsia"/>
+                <w:sz w:val="20"/>
+                <w:szCs w:val="20"/>
+              </w:rPr>
+              <w:t xml:space="preserve"> </w:t>
+            </w:r>
+            <w:r>
+              <w:rPr>
+                <w:rFonts w:ascii="Helvetica" w:hAnsi="Helvetica" w:hint="eastAsia"/>
+                <w:sz w:val="20"/>
+                <w:szCs w:val="20"/>
+              </w:rPr>
+              <w:t>수</w:t>
+            </w:r>
+            <w:r>
+              <w:rPr>
+                <w:rFonts w:ascii="Helvetica" w:hAnsi="Helvetica" w:hint="eastAsia"/>
+                <w:sz w:val="20"/>
+                <w:szCs w:val="20"/>
+              </w:rPr>
+              <w:t xml:space="preserve"> </w:t>
+            </w:r>
+            <w:r>
+              <w:rPr>
+                <w:rFonts w:ascii="Helvetica" w:hAnsi="Helvetica" w:hint="eastAsia"/>
+                <w:sz w:val="20"/>
+                <w:szCs w:val="20"/>
+              </w:rPr>
+              <w:t>있어야</w:t>
+            </w:r>
+            <w:r>
+              <w:rPr>
+                <w:rFonts w:ascii="Helvetica" w:hAnsi="Helvetica" w:hint="eastAsia"/>
+                <w:sz w:val="20"/>
+                <w:szCs w:val="20"/>
+              </w:rPr>
+              <w:t xml:space="preserve"> </w:t>
+            </w:r>
+            <w:r>
+              <w:rPr>
+                <w:rFonts w:ascii="Helvetica" w:hAnsi="Helvetica" w:hint="eastAsia"/>
+                <w:sz w:val="20"/>
+                <w:szCs w:val="20"/>
+              </w:rPr>
+              <w:t>한다</w:t>
+            </w:r>
+            <w:r>
+              <w:rPr>
+                <w:rFonts w:ascii="Helvetica" w:hAnsi="Helvetica" w:hint="eastAsia"/>
+                <w:sz w:val="20"/>
+                <w:szCs w:val="20"/>
+              </w:rPr>
+              <w:t xml:space="preserve">. </w:t>
+            </w:r>
+            <w:r>
+              <w:rPr>
+                <w:rFonts w:ascii="Helvetica" w:hAnsi="Helvetica" w:hint="eastAsia"/>
+                <w:sz w:val="20"/>
+                <w:szCs w:val="20"/>
+              </w:rPr>
+              <w:t>설문</w:t>
+            </w:r>
+            <w:r>
+              <w:rPr>
+                <w:rFonts w:ascii="Helvetica" w:hAnsi="Helvetica" w:hint="eastAsia"/>
+                <w:sz w:val="20"/>
+                <w:szCs w:val="20"/>
+              </w:rPr>
+              <w:t xml:space="preserve"> </w:t>
+            </w:r>
+            <w:r>
+              <w:rPr>
+                <w:rFonts w:ascii="Helvetica" w:hAnsi="Helvetica" w:hint="eastAsia"/>
+                <w:sz w:val="20"/>
+                <w:szCs w:val="20"/>
+              </w:rPr>
+              <w:t>등록</w:t>
+            </w:r>
+            <w:r>
+              <w:rPr>
+                <w:rFonts w:ascii="Helvetica" w:hAnsi="Helvetica" w:hint="eastAsia"/>
+                <w:sz w:val="20"/>
+                <w:szCs w:val="20"/>
+              </w:rPr>
+              <w:t xml:space="preserve"> </w:t>
+            </w:r>
+            <w:r>
+              <w:rPr>
+                <w:rFonts w:ascii="Helvetica" w:hAnsi="Helvetica" w:hint="eastAsia"/>
+                <w:sz w:val="20"/>
+                <w:szCs w:val="20"/>
+              </w:rPr>
+              <w:t>시</w:t>
+            </w:r>
+            <w:r>
+              <w:rPr>
+                <w:rFonts w:ascii="Helvetica" w:hAnsi="Helvetica" w:hint="eastAsia"/>
+                <w:sz w:val="20"/>
+                <w:szCs w:val="20"/>
+              </w:rPr>
+              <w:t xml:space="preserve"> </w:t>
+            </w:r>
+            <w:r>
+              <w:rPr>
+                <w:rFonts w:ascii="Helvetica" w:hAnsi="Helvetica" w:hint="eastAsia"/>
+                <w:sz w:val="20"/>
+                <w:szCs w:val="20"/>
+              </w:rPr>
+              <w:t>설문</w:t>
+            </w:r>
+            <w:r>
+              <w:rPr>
+                <w:rFonts w:ascii="Helvetica" w:hAnsi="Helvetica" w:hint="eastAsia"/>
+                <w:sz w:val="20"/>
+                <w:szCs w:val="20"/>
+              </w:rPr>
+              <w:t xml:space="preserve"> </w:t>
+            </w:r>
+            <w:r>
+              <w:rPr>
+                <w:rFonts w:ascii="Helvetica" w:hAnsi="Helvetica" w:hint="eastAsia"/>
+                <w:sz w:val="20"/>
+                <w:szCs w:val="20"/>
+              </w:rPr>
+              <w:t>제목</w:t>
+            </w:r>
+            <w:r>
+              <w:rPr>
+                <w:rFonts w:ascii="Helvetica" w:hAnsi="Helvetica" w:hint="eastAsia"/>
+                <w:sz w:val="20"/>
+                <w:szCs w:val="20"/>
+              </w:rPr>
+              <w:t xml:space="preserve">, </w:t>
+            </w:r>
+            <w:r>
+              <w:rPr>
+                <w:rFonts w:ascii="Helvetica" w:hAnsi="Helvetica" w:hint="eastAsia"/>
+                <w:sz w:val="20"/>
+                <w:szCs w:val="20"/>
+              </w:rPr>
+              <w:t>설명</w:t>
+            </w:r>
+            <w:r>
+              <w:rPr>
+                <w:rFonts w:ascii="Helvetica" w:hAnsi="Helvetica" w:hint="eastAsia"/>
+                <w:sz w:val="20"/>
+                <w:szCs w:val="20"/>
+              </w:rPr>
+              <w:t xml:space="preserve">, </w:t>
+            </w:r>
+            <w:r>
+              <w:rPr>
+                <w:rFonts w:ascii="Helvetica" w:hAnsi="Helvetica" w:hint="eastAsia"/>
+                <w:sz w:val="20"/>
+                <w:szCs w:val="20"/>
+              </w:rPr>
+              <w:t>문항</w:t>
+            </w:r>
+            <w:r>
+              <w:rPr>
+                <w:rFonts w:ascii="Helvetica" w:hAnsi="Helvetica" w:hint="eastAsia"/>
+                <w:sz w:val="20"/>
+                <w:szCs w:val="20"/>
+              </w:rPr>
+              <w:t xml:space="preserve">, </w:t>
+            </w:r>
+            <w:r>
+              <w:rPr>
+                <w:rFonts w:ascii="Helvetica" w:hAnsi="Helvetica" w:hint="eastAsia"/>
+                <w:sz w:val="20"/>
+                <w:szCs w:val="20"/>
+              </w:rPr>
+              <w:t>응답</w:t>
+            </w:r>
+            <w:r>
+              <w:rPr>
+                <w:rFonts w:ascii="Helvetica" w:hAnsi="Helvetica" w:hint="eastAsia"/>
+                <w:sz w:val="20"/>
+                <w:szCs w:val="20"/>
+              </w:rPr>
+              <w:t xml:space="preserve"> </w:t>
+            </w:r>
+            <w:r>
+              <w:rPr>
+                <w:rFonts w:ascii="Helvetica" w:hAnsi="Helvetica" w:hint="eastAsia"/>
+                <w:sz w:val="20"/>
+                <w:szCs w:val="20"/>
+              </w:rPr>
+              <w:t>항목</w:t>
+            </w:r>
+            <w:r>
+              <w:rPr>
+                <w:rFonts w:ascii="Helvetica" w:hAnsi="Helvetica" w:hint="eastAsia"/>
+                <w:sz w:val="20"/>
+                <w:szCs w:val="20"/>
+              </w:rPr>
+              <w:t xml:space="preserve">, </w:t>
+            </w:r>
+            <w:r>
+              <w:rPr>
+                <w:rFonts w:ascii="Helvetica" w:hAnsi="Helvetica" w:hint="eastAsia"/>
+                <w:sz w:val="20"/>
+                <w:szCs w:val="20"/>
+              </w:rPr>
+              <w:t>시작</w:t>
+            </w:r>
+            <w:r>
+              <w:rPr>
+                <w:rFonts w:ascii="Helvetica" w:hAnsi="Helvetica" w:hint="eastAsia"/>
+                <w:sz w:val="20"/>
+                <w:szCs w:val="20"/>
+              </w:rPr>
+              <w:t xml:space="preserve"> </w:t>
+            </w:r>
+            <w:r>
+              <w:rPr>
+                <w:rFonts w:ascii="Helvetica" w:hAnsi="Helvetica" w:hint="eastAsia"/>
+                <w:sz w:val="20"/>
+                <w:szCs w:val="20"/>
+              </w:rPr>
+              <w:t>및</w:t>
+            </w:r>
+            <w:r>
+              <w:rPr>
+                <w:rFonts w:ascii="Helvetica" w:hAnsi="Helvetica" w:hint="eastAsia"/>
+                <w:sz w:val="20"/>
+                <w:szCs w:val="20"/>
+              </w:rPr>
+              <w:t xml:space="preserve"> </w:t>
+            </w:r>
+            <w:r>
+              <w:rPr>
+                <w:rFonts w:ascii="Helvetica" w:hAnsi="Helvetica" w:hint="eastAsia"/>
+                <w:sz w:val="20"/>
+                <w:szCs w:val="20"/>
+              </w:rPr>
+              <w:t>마감시간</w:t>
+            </w:r>
+            <w:r>
+              <w:rPr>
+                <w:rFonts w:ascii="Helvetica" w:hAnsi="Helvetica" w:hint="eastAsia"/>
+                <w:sz w:val="20"/>
+                <w:szCs w:val="20"/>
+              </w:rPr>
+              <w:t xml:space="preserve"> </w:t>
+            </w:r>
+            <w:r>
+              <w:rPr>
+                <w:rFonts w:ascii="Helvetica" w:hAnsi="Helvetica" w:hint="eastAsia"/>
+                <w:sz w:val="20"/>
+                <w:szCs w:val="20"/>
+              </w:rPr>
+              <w:t>등을</w:t>
+            </w:r>
+            <w:r>
+              <w:rPr>
+                <w:rFonts w:ascii="Helvetica" w:hAnsi="Helvetica" w:hint="eastAsia"/>
+                <w:sz w:val="20"/>
+                <w:szCs w:val="20"/>
+              </w:rPr>
+              <w:t xml:space="preserve"> </w:t>
+            </w:r>
+            <w:r>
+              <w:rPr>
+                <w:rFonts w:ascii="Helvetica" w:hAnsi="Helvetica" w:hint="eastAsia"/>
+                <w:sz w:val="20"/>
+                <w:szCs w:val="20"/>
+              </w:rPr>
+              <w:t>포함한다</w:t>
+            </w:r>
+            <w:r>
+              <w:rPr>
+                <w:rFonts w:ascii="Helvetica" w:hAnsi="Helvetica" w:hint="eastAsia"/>
+                <w:sz w:val="20"/>
+                <w:szCs w:val="20"/>
+              </w:rPr>
+              <w:t>.</w:t>
+            </w:r>
+          </w:p>
+        </w:tc>
+        <w:tc>
+          <w:tcPr>
+            <w:tcW w:w="3003" w:type="dxa"/>
+          </w:tcPr>
+          <w:p>
+            <w:pPr>
+              <w:rPr>
+                <w:rFonts w:ascii="Helvetica" w:hAnsi="Helvetica"/>
+                <w:sz w:val="20"/>
+                <w:szCs w:val="20"/>
+              </w:rPr>
+            </w:pPr>
+            <w:r>
+              <w:rPr>
+                <w:rFonts w:ascii="Helvetica" w:hAnsi="Helvetica" w:hint="eastAsia"/>
+                <w:sz w:val="20"/>
+                <w:szCs w:val="20"/>
+              </w:rPr>
+              <w:t>설문</w:t>
+            </w:r>
+            <w:r>
+              <w:rPr>
+                <w:rFonts w:ascii="Helvetica" w:hAnsi="Helvetica" w:hint="eastAsia"/>
+                <w:sz w:val="20"/>
+                <w:szCs w:val="20"/>
+              </w:rPr>
+              <w:t xml:space="preserve"> </w:t>
+            </w:r>
+            <w:r>
+              <w:rPr>
+                <w:rFonts w:ascii="Helvetica" w:hAnsi="Helvetica" w:hint="eastAsia"/>
+                <w:sz w:val="20"/>
+                <w:szCs w:val="20"/>
+              </w:rPr>
+              <w:t>등록</w:t>
+            </w:r>
+          </w:p>
+        </w:tc>
+      </w:tr>
+      <w:tr>
+        <w:trPr>
+          <w:trHeight w:val="567"/>
+        </w:trPr>
+        <w:tc>
+          <w:tcPr>
+            <w:tcW w:w="571" w:type="dxa"/>
+          </w:tcPr>
+          <w:p>
+            <w:pPr>
+              <w:jc w:val="center"/>
+              <w:rPr>
+                <w:rFonts w:ascii="Helvetica" w:hAnsi="Helvetica"/>
+              </w:rPr>
+            </w:pPr>
+            <w:r>
+              <w:rPr>
+                <w:rFonts w:ascii="Helvetica" w:hAnsi="Helvetica" w:hint="eastAsia"/>
+              </w:rPr>
+              <w:t>6</w:t>
+            </w:r>
+          </w:p>
+        </w:tc>
+        <w:tc>
+          <w:tcPr>
+            <w:tcW w:w="5442" w:type="dxa"/>
+          </w:tcPr>
+          <w:p>
+            <w:pPr>
+              <w:rPr>
+                <w:rFonts w:ascii="Helvetica" w:hAnsi="Helvetica"/>
+                <w:sz w:val="20"/>
+                <w:szCs w:val="20"/>
+              </w:rPr>
+            </w:pPr>
+            <w:r>
+              <w:rPr>
+                <w:rFonts w:ascii="Helvetica" w:hAnsi="Helvetica" w:hint="eastAsia"/>
+                <w:sz w:val="20"/>
+                <w:szCs w:val="20"/>
+              </w:rPr>
+              <w:t>회원은</w:t>
+            </w:r>
+            <w:r>
+              <w:rPr>
+                <w:rFonts w:ascii="Helvetica" w:hAnsi="Helvetica" w:hint="eastAsia"/>
+                <w:sz w:val="20"/>
+                <w:szCs w:val="20"/>
+              </w:rPr>
+              <w:t xml:space="preserve"> </w:t>
+            </w:r>
+            <w:r>
+              <w:rPr>
+                <w:rFonts w:ascii="Helvetica" w:hAnsi="Helvetica" w:hint="eastAsia"/>
+                <w:sz w:val="20"/>
+                <w:szCs w:val="20"/>
+              </w:rPr>
+              <w:t>관리자가</w:t>
+            </w:r>
+            <w:r>
+              <w:rPr>
+                <w:rFonts w:ascii="Helvetica" w:hAnsi="Helvetica" w:hint="eastAsia"/>
+                <w:sz w:val="20"/>
+                <w:szCs w:val="20"/>
+              </w:rPr>
+              <w:t xml:space="preserve"> </w:t>
+            </w:r>
+            <w:r>
+              <w:rPr>
+                <w:rFonts w:ascii="Helvetica" w:hAnsi="Helvetica" w:hint="eastAsia"/>
+                <w:sz w:val="20"/>
+                <w:szCs w:val="20"/>
+              </w:rPr>
+              <w:t>등록된</w:t>
+            </w:r>
+            <w:r>
+              <w:rPr>
+                <w:rFonts w:ascii="Helvetica" w:hAnsi="Helvetica" w:hint="eastAsia"/>
+                <w:sz w:val="20"/>
+                <w:szCs w:val="20"/>
+              </w:rPr>
+              <w:t xml:space="preserve"> </w:t>
+            </w:r>
+            <w:r>
+              <w:rPr>
+                <w:rFonts w:ascii="Helvetica" w:hAnsi="Helvetica" w:hint="eastAsia"/>
+                <w:sz w:val="20"/>
+                <w:szCs w:val="20"/>
+              </w:rPr>
+              <w:t>설문들을</w:t>
+            </w:r>
+            <w:r>
+              <w:rPr>
+                <w:rFonts w:ascii="Helvetica" w:hAnsi="Helvetica" w:hint="eastAsia"/>
+                <w:sz w:val="20"/>
+                <w:szCs w:val="20"/>
+              </w:rPr>
+              <w:t xml:space="preserve"> </w:t>
+            </w:r>
+            <w:r>
+              <w:rPr>
+                <w:rFonts w:ascii="Helvetica" w:hAnsi="Helvetica" w:hint="eastAsia"/>
+                <w:sz w:val="20"/>
+                <w:szCs w:val="20"/>
+              </w:rPr>
+              <w:t>조회할</w:t>
+            </w:r>
+            <w:r>
+              <w:rPr>
+                <w:rFonts w:ascii="Helvetica" w:hAnsi="Helvetica" w:hint="eastAsia"/>
+                <w:sz w:val="20"/>
+                <w:szCs w:val="20"/>
+              </w:rPr>
+              <w:t xml:space="preserve"> </w:t>
+            </w:r>
+            <w:r>
+              <w:rPr>
+                <w:rFonts w:ascii="Helvetica" w:hAnsi="Helvetica" w:hint="eastAsia"/>
+                <w:sz w:val="20"/>
+                <w:szCs w:val="20"/>
+              </w:rPr>
+              <w:t>수</w:t>
+            </w:r>
+            <w:r>
+              <w:rPr>
+                <w:rFonts w:ascii="Helvetica" w:hAnsi="Helvetica" w:hint="eastAsia"/>
+                <w:sz w:val="20"/>
+                <w:szCs w:val="20"/>
+              </w:rPr>
+              <w:t xml:space="preserve"> </w:t>
+            </w:r>
+            <w:r>
+              <w:rPr>
+                <w:rFonts w:ascii="Helvetica" w:hAnsi="Helvetica" w:hint="eastAsia"/>
+                <w:sz w:val="20"/>
+                <w:szCs w:val="20"/>
+              </w:rPr>
+              <w:t>있어야</w:t>
+            </w:r>
+            <w:r>
+              <w:rPr>
+                <w:rFonts w:ascii="Helvetica" w:hAnsi="Helvetica" w:hint="eastAsia"/>
+                <w:sz w:val="20"/>
+                <w:szCs w:val="20"/>
+              </w:rPr>
+              <w:t xml:space="preserve"> </w:t>
+            </w:r>
+            <w:r>
+              <w:rPr>
+                <w:rFonts w:ascii="Helvetica" w:hAnsi="Helvetica" w:hint="eastAsia"/>
+                <w:sz w:val="20"/>
+                <w:szCs w:val="20"/>
+              </w:rPr>
+              <w:t>한다</w:t>
+            </w:r>
+            <w:r>
+              <w:rPr>
+                <w:rFonts w:ascii="Helvetica" w:hAnsi="Helvetica" w:hint="eastAsia"/>
+                <w:sz w:val="20"/>
+                <w:szCs w:val="20"/>
+              </w:rPr>
+              <w:t>.</w:t>
+            </w:r>
+          </w:p>
+        </w:tc>
+        <w:tc>
+          <w:tcPr>
+            <w:tcW w:w="3003" w:type="dxa"/>
+          </w:tcPr>
+          <w:p>
+            <w:pPr>
+              <w:rPr>
+                <w:rFonts w:ascii="Helvetica" w:hAnsi="Helvetica"/>
+                <w:sz w:val="20"/>
+                <w:szCs w:val="20"/>
+              </w:rPr>
+            </w:pPr>
+            <w:r>
+              <w:rPr>
+                <w:rFonts w:ascii="Helvetica" w:hAnsi="Helvetica" w:hint="eastAsia"/>
+                <w:sz w:val="20"/>
+                <w:szCs w:val="20"/>
+              </w:rPr>
+              <w:t>설문</w:t>
+            </w:r>
+            <w:r>
+              <w:rPr>
+                <w:rFonts w:ascii="Helvetica" w:hAnsi="Helvetica" w:hint="eastAsia"/>
+                <w:sz w:val="20"/>
+                <w:szCs w:val="20"/>
+              </w:rPr>
+              <w:t xml:space="preserve"> </w:t>
+            </w:r>
+            <w:r>
+              <w:rPr>
+                <w:rFonts w:ascii="Helvetica" w:hAnsi="Helvetica" w:hint="eastAsia"/>
+                <w:sz w:val="20"/>
+                <w:szCs w:val="20"/>
+              </w:rPr>
+              <w:t>리스트</w:t>
+            </w:r>
+            <w:r>
+              <w:rPr>
+                <w:rFonts w:ascii="Helvetica" w:hAnsi="Helvetica" w:hint="eastAsia"/>
+                <w:sz w:val="20"/>
+                <w:szCs w:val="20"/>
+              </w:rPr>
+              <w:t xml:space="preserve"> </w:t>
+            </w:r>
+            <w:r>
+              <w:rPr>
+                <w:rFonts w:ascii="Helvetica" w:hAnsi="Helvetica" w:hint="eastAsia"/>
+                <w:sz w:val="20"/>
+                <w:szCs w:val="20"/>
+              </w:rPr>
+              <w:t>조회</w:t>
+            </w:r>
+          </w:p>
+        </w:tc>
+      </w:tr>
+      <w:tr>
+        <w:trPr>
+          <w:trHeight w:val="567"/>
+        </w:trPr>
+        <w:tc>
+          <w:tcPr>
+            <w:tcW w:w="571" w:type="dxa"/>
+          </w:tcPr>
+          <w:p>
+            <w:pPr>
+              <w:jc w:val="center"/>
+              <w:rPr>
+                <w:rFonts w:ascii="Helvetica" w:hAnsi="Helvetica"/>
+              </w:rPr>
+            </w:pPr>
+            <w:r>
+              <w:rPr>
+                <w:rFonts w:ascii="Helvetica" w:hAnsi="Helvetica" w:hint="eastAsia"/>
+              </w:rPr>
+              <w:t>7</w:t>
+            </w:r>
+          </w:p>
+        </w:tc>
+        <w:tc>
+          <w:tcPr>
+            <w:tcW w:w="5442" w:type="dxa"/>
+          </w:tcPr>
+          <w:p>
+            <w:pPr>
+              <w:rPr>
+                <w:rFonts w:ascii="Helvetica" w:hAnsi="Helvetica"/>
+                <w:sz w:val="20"/>
+                <w:szCs w:val="20"/>
+              </w:rPr>
+            </w:pPr>
+            <w:r>
+              <w:rPr>
+                <w:rFonts w:ascii="Helvetica" w:hAnsi="Helvetica"/>
+                <w:sz w:val="20"/>
+                <w:szCs w:val="20"/>
+              </w:rPr>
+              <w:t>회원은</w:t>
+            </w:r>
+            <w:r>
+              <w:rPr>
+                <w:rFonts w:ascii="Helvetica" w:hAnsi="Helvetica"/>
+                <w:sz w:val="20"/>
+                <w:szCs w:val="20"/>
+              </w:rPr>
+              <w:t xml:space="preserve"> </w:t>
+            </w:r>
+            <w:r>
+              <w:rPr>
+                <w:rFonts w:ascii="Helvetica" w:hAnsi="Helvetica"/>
+                <w:sz w:val="20"/>
+                <w:szCs w:val="20"/>
+              </w:rPr>
+              <w:t>현재</w:t>
+            </w:r>
+            <w:r>
+              <w:rPr>
+                <w:rFonts w:ascii="Helvetica" w:hAnsi="Helvetica"/>
+                <w:sz w:val="20"/>
+                <w:szCs w:val="20"/>
+              </w:rPr>
+              <w:t xml:space="preserve"> </w:t>
+            </w:r>
+            <w:r>
+              <w:rPr>
+                <w:rFonts w:ascii="Helvetica" w:hAnsi="Helvetica"/>
+                <w:sz w:val="20"/>
+                <w:szCs w:val="20"/>
+              </w:rPr>
+              <w:t>진행</w:t>
+            </w:r>
+            <w:r>
+              <w:rPr>
+                <w:rFonts w:ascii="Helvetica" w:hAnsi="Helvetica"/>
+                <w:sz w:val="20"/>
+                <w:szCs w:val="20"/>
+              </w:rPr>
+              <w:t xml:space="preserve"> </w:t>
+            </w:r>
+            <w:r>
+              <w:rPr>
+                <w:rFonts w:ascii="Helvetica" w:hAnsi="Helvetica"/>
+                <w:sz w:val="20"/>
+                <w:szCs w:val="20"/>
+              </w:rPr>
+              <w:t>중인</w:t>
+            </w:r>
+            <w:r>
+              <w:rPr>
+                <w:rFonts w:ascii="Helvetica" w:hAnsi="Helvetica"/>
+                <w:sz w:val="20"/>
+                <w:szCs w:val="20"/>
+              </w:rPr>
+              <w:t xml:space="preserve">, </w:t>
+            </w:r>
+            <w:r>
+              <w:rPr>
+                <w:rFonts w:ascii="Helvetica" w:hAnsi="Helvetica"/>
+                <w:sz w:val="20"/>
+                <w:szCs w:val="20"/>
+              </w:rPr>
+              <w:t>향후</w:t>
+            </w:r>
+            <w:r>
+              <w:rPr>
+                <w:rFonts w:ascii="Helvetica" w:hAnsi="Helvetica"/>
+                <w:sz w:val="20"/>
+                <w:szCs w:val="20"/>
+              </w:rPr>
+              <w:t xml:space="preserve"> </w:t>
+            </w:r>
+            <w:r>
+              <w:rPr>
+                <w:rFonts w:ascii="Helvetica" w:hAnsi="Helvetica"/>
+                <w:sz w:val="20"/>
+                <w:szCs w:val="20"/>
+              </w:rPr>
+              <w:t>진행</w:t>
+            </w:r>
+            <w:r>
+              <w:rPr>
+                <w:rFonts w:ascii="Helvetica" w:hAnsi="Helvetica"/>
+                <w:sz w:val="20"/>
+                <w:szCs w:val="20"/>
+              </w:rPr>
+              <w:t xml:space="preserve"> </w:t>
+            </w:r>
+            <w:r>
+              <w:rPr>
+                <w:rFonts w:ascii="Helvetica" w:hAnsi="Helvetica"/>
+                <w:sz w:val="20"/>
+                <w:szCs w:val="20"/>
+              </w:rPr>
+              <w:t>예정인</w:t>
+            </w:r>
+            <w:r>
+              <w:rPr>
+                <w:rFonts w:ascii="Helvetica" w:hAnsi="Helvetica"/>
+                <w:sz w:val="20"/>
+                <w:szCs w:val="20"/>
+              </w:rPr>
+              <w:t xml:space="preserve">, </w:t>
+            </w:r>
+            <w:r>
+              <w:rPr>
+                <w:rFonts w:ascii="Helvetica" w:hAnsi="Helvetica"/>
+                <w:sz w:val="20"/>
+                <w:szCs w:val="20"/>
+              </w:rPr>
+              <w:t>종료된</w:t>
+            </w:r>
+            <w:r>
+              <w:rPr>
+                <w:rFonts w:ascii="Helvetica" w:hAnsi="Helvetica"/>
+                <w:sz w:val="20"/>
+                <w:szCs w:val="20"/>
+              </w:rPr>
+              <w:t xml:space="preserve"> </w:t>
+            </w:r>
+            <w:r>
+              <w:rPr>
+                <w:rFonts w:ascii="Helvetica" w:hAnsi="Helvetica"/>
+                <w:sz w:val="20"/>
+                <w:szCs w:val="20"/>
+              </w:rPr>
+              <w:t>리스트</w:t>
+            </w:r>
+            <w:r>
+              <w:rPr>
+                <w:rFonts w:ascii="Helvetica" w:hAnsi="Helvetica"/>
+                <w:sz w:val="20"/>
+                <w:szCs w:val="20"/>
+              </w:rPr>
+              <w:t xml:space="preserve"> </w:t>
+            </w:r>
+            <w:r>
+              <w:rPr>
+                <w:rFonts w:ascii="Helvetica" w:hAnsi="Helvetica"/>
+                <w:sz w:val="20"/>
+                <w:szCs w:val="20"/>
+              </w:rPr>
+              <w:t>중</w:t>
+            </w:r>
+            <w:r>
+              <w:rPr>
+                <w:rFonts w:ascii="Helvetica" w:hAnsi="Helvetica"/>
+                <w:sz w:val="20"/>
+                <w:szCs w:val="20"/>
+              </w:rPr>
+              <w:t xml:space="preserve"> </w:t>
+            </w:r>
+            <w:r>
+              <w:rPr>
+                <w:rFonts w:ascii="Helvetica" w:hAnsi="Helvetica"/>
+                <w:sz w:val="20"/>
+                <w:szCs w:val="20"/>
+              </w:rPr>
+              <w:t>하나를</w:t>
+            </w:r>
+            <w:r>
+              <w:rPr>
+                <w:rFonts w:ascii="Helvetica" w:hAnsi="Helvetica"/>
+                <w:sz w:val="20"/>
+                <w:szCs w:val="20"/>
+              </w:rPr>
+              <w:t xml:space="preserve"> </w:t>
+            </w:r>
+            <w:r>
+              <w:rPr>
+                <w:rFonts w:ascii="Helvetica" w:hAnsi="Helvetica"/>
+                <w:sz w:val="20"/>
+                <w:szCs w:val="20"/>
+              </w:rPr>
+              <w:t>선택해</w:t>
+            </w:r>
+            <w:r>
+              <w:rPr>
+                <w:rFonts w:ascii="Helvetica" w:hAnsi="Helvetica"/>
+                <w:sz w:val="20"/>
+                <w:szCs w:val="20"/>
+              </w:rPr>
+              <w:t xml:space="preserve"> </w:t>
+            </w:r>
+            <w:r>
+              <w:rPr>
+                <w:rFonts w:ascii="Helvetica" w:hAnsi="Helvetica"/>
+                <w:sz w:val="20"/>
+                <w:szCs w:val="20"/>
+              </w:rPr>
+              <w:t>키워드를</w:t>
+            </w:r>
+            <w:r>
+              <w:rPr>
+                <w:rFonts w:ascii="Helvetica" w:hAnsi="Helvetica"/>
+                <w:sz w:val="20"/>
+                <w:szCs w:val="20"/>
+              </w:rPr>
+              <w:t xml:space="preserve"> </w:t>
+            </w:r>
+            <w:r>
+              <w:rPr>
+                <w:rFonts w:ascii="Helvetica" w:hAnsi="Helvetica"/>
+                <w:sz w:val="20"/>
+                <w:szCs w:val="20"/>
+              </w:rPr>
+              <w:t>입력하여</w:t>
+            </w:r>
+            <w:r>
+              <w:rPr>
+                <w:rFonts w:ascii="Helvetica" w:hAnsi="Helvetica"/>
+                <w:sz w:val="20"/>
+                <w:szCs w:val="20"/>
+              </w:rPr>
+              <w:t xml:space="preserve"> </w:t>
+            </w:r>
+            <w:r>
+              <w:rPr>
+                <w:rFonts w:ascii="Helvetica" w:hAnsi="Helvetica"/>
+                <w:sz w:val="20"/>
+                <w:szCs w:val="20"/>
+              </w:rPr>
+              <w:t>설문을</w:t>
+            </w:r>
+            <w:r>
+              <w:rPr>
+                <w:rFonts w:ascii="Helvetica" w:hAnsi="Helvetica"/>
+                <w:sz w:val="20"/>
+                <w:szCs w:val="20"/>
+              </w:rPr>
+              <w:t xml:space="preserve"> </w:t>
+            </w:r>
+            <w:r>
+              <w:rPr>
+                <w:rFonts w:ascii="Helvetica" w:hAnsi="Helvetica"/>
+                <w:sz w:val="20"/>
+                <w:szCs w:val="20"/>
+              </w:rPr>
+              <w:t>검색할</w:t>
+            </w:r>
+            <w:r>
+              <w:rPr>
+                <w:rFonts w:ascii="Helvetica" w:hAnsi="Helvetica"/>
+                <w:sz w:val="20"/>
+                <w:szCs w:val="20"/>
+              </w:rPr>
+              <w:t xml:space="preserve"> </w:t>
+            </w:r>
+            <w:r>
+              <w:rPr>
+                <w:rFonts w:ascii="Helvetica" w:hAnsi="Helvetica"/>
+                <w:sz w:val="20"/>
+                <w:szCs w:val="20"/>
+              </w:rPr>
+              <w:t>수</w:t>
+            </w:r>
+            <w:r>
+              <w:rPr>
+                <w:rFonts w:ascii="Helvetica" w:hAnsi="Helvetica"/>
+                <w:sz w:val="20"/>
+                <w:szCs w:val="20"/>
+              </w:rPr>
+              <w:t xml:space="preserve"> </w:t>
+            </w:r>
+            <w:r>
+              <w:rPr>
+                <w:rFonts w:ascii="Helvetica" w:hAnsi="Helvetica"/>
+                <w:sz w:val="20"/>
+                <w:szCs w:val="20"/>
+              </w:rPr>
+              <w:t>있어야</w:t>
+            </w:r>
+            <w:r>
+              <w:rPr>
+                <w:rFonts w:ascii="Helvetica" w:hAnsi="Helvetica" w:hint="eastAsia"/>
+                <w:sz w:val="20"/>
+                <w:szCs w:val="20"/>
+              </w:rPr>
+              <w:t xml:space="preserve"> </w:t>
+            </w:r>
+            <w:r>
+              <w:rPr>
+                <w:rFonts w:ascii="Helvetica" w:hAnsi="Helvetica"/>
+                <w:sz w:val="20"/>
+                <w:szCs w:val="20"/>
+              </w:rPr>
+              <w:t>한다</w:t>
+            </w:r>
+            <w:r>
+              <w:rPr>
+                <w:rFonts w:ascii="Helvetica" w:hAnsi="Helvetica" w:hint="eastAsia"/>
+                <w:sz w:val="20"/>
+                <w:szCs w:val="20"/>
+              </w:rPr>
+              <w:t>.</w:t>
+            </w:r>
+          </w:p>
+        </w:tc>
+        <w:tc>
+          <w:tcPr>
+            <w:tcW w:w="3003" w:type="dxa"/>
+          </w:tcPr>
+          <w:p>
+            <w:pPr>
+              <w:rPr>
+                <w:rFonts w:ascii="Helvetica" w:hAnsi="Helvetica"/>
+                <w:sz w:val="20"/>
+                <w:szCs w:val="20"/>
+              </w:rPr>
+            </w:pPr>
+            <w:r>
+              <w:rPr>
+                <w:rFonts w:ascii="Helvetica" w:hAnsi="Helvetica" w:hint="eastAsia"/>
+                <w:sz w:val="20"/>
+                <w:szCs w:val="20"/>
+              </w:rPr>
+              <w:t>설문</w:t>
+            </w:r>
+            <w:r>
+              <w:rPr>
+                <w:rFonts w:ascii="Helvetica" w:hAnsi="Helvetica" w:hint="eastAsia"/>
+                <w:sz w:val="20"/>
+                <w:szCs w:val="20"/>
+              </w:rPr>
+              <w:t xml:space="preserve"> </w:t>
+            </w:r>
+            <w:r>
+              <w:rPr>
+                <w:rFonts w:ascii="Helvetica" w:hAnsi="Helvetica" w:hint="eastAsia"/>
+                <w:sz w:val="20"/>
+                <w:szCs w:val="20"/>
+              </w:rPr>
+              <w:t>검색</w:t>
+            </w:r>
+          </w:p>
+        </w:tc>
+      </w:tr>
+      <w:tr>
+        <w:trPr>
+          <w:trHeight w:val="567"/>
+        </w:trPr>
+        <w:tc>
+          <w:tcPr>
+            <w:tcW w:w="571" w:type="dxa"/>
+          </w:tcPr>
+          <w:p>
+            <w:pPr>
+              <w:jc w:val="center"/>
+              <w:rPr>
+                <w:rFonts w:ascii="Helvetica" w:hAnsi="Helvetica"/>
+              </w:rPr>
+            </w:pPr>
+            <w:r>
+              <w:rPr>
+                <w:rFonts w:ascii="Helvetica" w:hAnsi="Helvetica" w:hint="eastAsia"/>
+              </w:rPr>
+              <w:t>8</w:t>
+            </w:r>
+          </w:p>
+        </w:tc>
+        <w:tc>
+          <w:tcPr>
+            <w:tcW w:w="5442" w:type="dxa"/>
+          </w:tcPr>
+          <w:p>
+            <w:pPr>
+              <w:rPr>
+                <w:rFonts w:ascii="Helvetica" w:hAnsi="Helvetica"/>
+                <w:sz w:val="20"/>
+                <w:szCs w:val="20"/>
+              </w:rPr>
+            </w:pPr>
+            <w:r>
+              <w:rPr>
+                <w:rFonts w:ascii="Helvetica" w:hAnsi="Helvetica"/>
+                <w:sz w:val="20"/>
+                <w:szCs w:val="20"/>
+              </w:rPr>
+              <w:t>회원은</w:t>
+            </w:r>
+            <w:r>
+              <w:rPr>
+                <w:rFonts w:ascii="Helvetica" w:hAnsi="Helvetica"/>
+                <w:sz w:val="20"/>
+                <w:szCs w:val="20"/>
+              </w:rPr>
+              <w:t xml:space="preserve"> </w:t>
+            </w:r>
+            <w:r>
+              <w:rPr>
+                <w:rFonts w:ascii="Helvetica" w:hAnsi="Helvetica"/>
+                <w:sz w:val="20"/>
+                <w:szCs w:val="20"/>
+              </w:rPr>
+              <w:t>검색된</w:t>
+            </w:r>
+            <w:r>
+              <w:rPr>
+                <w:rFonts w:ascii="Helvetica" w:hAnsi="Helvetica"/>
+                <w:sz w:val="20"/>
+                <w:szCs w:val="20"/>
+              </w:rPr>
+              <w:t xml:space="preserve"> </w:t>
+            </w:r>
+            <w:r>
+              <w:rPr>
+                <w:rFonts w:ascii="Helvetica" w:hAnsi="Helvetica"/>
+                <w:sz w:val="20"/>
+                <w:szCs w:val="20"/>
+              </w:rPr>
+              <w:t>리스트</w:t>
+            </w:r>
+            <w:r>
+              <w:rPr>
+                <w:rFonts w:ascii="Helvetica" w:hAnsi="Helvetica"/>
+                <w:sz w:val="20"/>
+                <w:szCs w:val="20"/>
+              </w:rPr>
+              <w:t xml:space="preserve"> </w:t>
+            </w:r>
+            <w:r>
+              <w:rPr>
+                <w:rFonts w:ascii="Helvetica" w:hAnsi="Helvetica"/>
+                <w:sz w:val="20"/>
+                <w:szCs w:val="20"/>
+              </w:rPr>
+              <w:t>화면에서</w:t>
+            </w:r>
+            <w:r>
+              <w:rPr>
+                <w:rFonts w:ascii="Helvetica" w:hAnsi="Helvetica"/>
+                <w:sz w:val="20"/>
+                <w:szCs w:val="20"/>
+              </w:rPr>
+              <w:t xml:space="preserve"> </w:t>
+            </w:r>
+            <w:r>
+              <w:rPr>
+                <w:rFonts w:ascii="Helvetica" w:hAnsi="Helvetica"/>
+                <w:sz w:val="20"/>
+                <w:szCs w:val="20"/>
+              </w:rPr>
+              <w:t>원하는</w:t>
+            </w:r>
+            <w:r>
+              <w:rPr>
+                <w:rFonts w:ascii="Helvetica" w:hAnsi="Helvetica"/>
+                <w:sz w:val="20"/>
+                <w:szCs w:val="20"/>
+              </w:rPr>
+              <w:t xml:space="preserve"> </w:t>
+            </w:r>
+            <w:r>
+              <w:rPr>
+                <w:rFonts w:ascii="Helvetica" w:hAnsi="Helvetica"/>
+                <w:sz w:val="20"/>
+                <w:szCs w:val="20"/>
+              </w:rPr>
+              <w:t>설문을</w:t>
+            </w:r>
+            <w:r>
+              <w:rPr>
+                <w:rFonts w:ascii="Helvetica" w:hAnsi="Helvetica"/>
+                <w:sz w:val="20"/>
+                <w:szCs w:val="20"/>
+              </w:rPr>
+              <w:t xml:space="preserve"> </w:t>
+            </w:r>
+            <w:r>
+              <w:rPr>
+                <w:rFonts w:ascii="Helvetica" w:hAnsi="Helvetica"/>
+                <w:sz w:val="20"/>
+                <w:szCs w:val="20"/>
+              </w:rPr>
+              <w:t>선택하여</w:t>
+            </w:r>
+            <w:r>
+              <w:rPr>
+                <w:rFonts w:ascii="Helvetica" w:hAnsi="Helvetica"/>
+                <w:sz w:val="20"/>
+                <w:szCs w:val="20"/>
+              </w:rPr>
+              <w:t xml:space="preserve"> </w:t>
+            </w:r>
+            <w:r>
+              <w:rPr>
+                <w:rFonts w:ascii="Helvetica" w:hAnsi="Helvetica"/>
+                <w:sz w:val="20"/>
+                <w:szCs w:val="20"/>
+              </w:rPr>
+              <w:t>설문</w:t>
+            </w:r>
+            <w:r>
+              <w:rPr>
+                <w:rFonts w:ascii="Helvetica" w:hAnsi="Helvetica"/>
+                <w:sz w:val="20"/>
+                <w:szCs w:val="20"/>
+              </w:rPr>
+              <w:t xml:space="preserve"> </w:t>
+            </w:r>
+            <w:r>
+              <w:rPr>
+                <w:rFonts w:ascii="Helvetica" w:hAnsi="Helvetica"/>
+                <w:sz w:val="20"/>
+                <w:szCs w:val="20"/>
+              </w:rPr>
+              <w:t>제목</w:t>
+            </w:r>
+            <w:r>
+              <w:rPr>
+                <w:rFonts w:ascii="Helvetica" w:hAnsi="Helvetica"/>
+                <w:sz w:val="20"/>
+                <w:szCs w:val="20"/>
+              </w:rPr>
+              <w:t xml:space="preserve">, </w:t>
+            </w:r>
+            <w:r>
+              <w:rPr>
+                <w:rFonts w:ascii="Helvetica" w:hAnsi="Helvetica"/>
+                <w:sz w:val="20"/>
+                <w:szCs w:val="20"/>
+              </w:rPr>
+              <w:t>설명</w:t>
+            </w:r>
+            <w:r>
+              <w:rPr>
+                <w:rFonts w:ascii="Helvetica" w:hAnsi="Helvetica"/>
+                <w:sz w:val="20"/>
+                <w:szCs w:val="20"/>
+              </w:rPr>
+              <w:t xml:space="preserve">, </w:t>
+            </w:r>
+            <w:r>
+              <w:rPr>
+                <w:rFonts w:ascii="Helvetica" w:hAnsi="Helvetica"/>
+                <w:sz w:val="20"/>
+                <w:szCs w:val="20"/>
+              </w:rPr>
+              <w:t>문항</w:t>
+            </w:r>
+            <w:r>
+              <w:rPr>
+                <w:rFonts w:ascii="Helvetica" w:hAnsi="Helvetica"/>
+                <w:sz w:val="20"/>
+                <w:szCs w:val="20"/>
+              </w:rPr>
+              <w:t xml:space="preserve">, </w:t>
+            </w:r>
+            <w:r>
+              <w:rPr>
+                <w:rFonts w:ascii="Helvetica" w:hAnsi="Helvetica"/>
+                <w:sz w:val="20"/>
+                <w:szCs w:val="20"/>
+              </w:rPr>
+              <w:t>응답</w:t>
+            </w:r>
+            <w:r>
+              <w:rPr>
+                <w:rFonts w:ascii="Helvetica" w:hAnsi="Helvetica"/>
+                <w:sz w:val="20"/>
+                <w:szCs w:val="20"/>
+              </w:rPr>
+              <w:t xml:space="preserve"> </w:t>
+            </w:r>
+            <w:r>
+              <w:rPr>
+                <w:rFonts w:ascii="Helvetica" w:hAnsi="Helvetica"/>
+                <w:sz w:val="20"/>
+                <w:szCs w:val="20"/>
+              </w:rPr>
+              <w:t>항목</w:t>
+            </w:r>
+            <w:r>
+              <w:rPr>
+                <w:rFonts w:ascii="Helvetica" w:hAnsi="Helvetica"/>
+                <w:sz w:val="20"/>
+                <w:szCs w:val="20"/>
+              </w:rPr>
+              <w:t xml:space="preserve">, </w:t>
+            </w:r>
+            <w:r>
+              <w:rPr>
+                <w:rFonts w:ascii="Helvetica" w:hAnsi="Helvetica"/>
+                <w:sz w:val="20"/>
+                <w:szCs w:val="20"/>
+              </w:rPr>
+              <w:t>설문</w:t>
+            </w:r>
+            <w:r>
+              <w:rPr>
+                <w:rFonts w:ascii="Helvetica" w:hAnsi="Helvetica"/>
+                <w:sz w:val="20"/>
+                <w:szCs w:val="20"/>
+              </w:rPr>
+              <w:t xml:space="preserve"> </w:t>
+            </w:r>
+            <w:r>
+              <w:rPr>
+                <w:rFonts w:ascii="Helvetica" w:hAnsi="Helvetica"/>
+                <w:sz w:val="20"/>
+                <w:szCs w:val="20"/>
+              </w:rPr>
+              <w:t>시작</w:t>
+            </w:r>
+            <w:r>
+              <w:rPr>
+                <w:rFonts w:ascii="Helvetica" w:hAnsi="Helvetica"/>
+                <w:sz w:val="20"/>
+                <w:szCs w:val="20"/>
+              </w:rPr>
+              <w:t xml:space="preserve"> </w:t>
+            </w:r>
+            <w:r>
+              <w:rPr>
+                <w:rFonts w:ascii="Helvetica" w:hAnsi="Helvetica"/>
+                <w:sz w:val="20"/>
+                <w:szCs w:val="20"/>
+              </w:rPr>
+              <w:t>시각</w:t>
+            </w:r>
+            <w:r>
+              <w:rPr>
+                <w:rFonts w:ascii="Helvetica" w:hAnsi="Helvetica"/>
+                <w:sz w:val="20"/>
+                <w:szCs w:val="20"/>
+              </w:rPr>
+              <w:t xml:space="preserve">, </w:t>
+            </w:r>
+            <w:r>
+              <w:rPr>
+                <w:rFonts w:ascii="Helvetica" w:hAnsi="Helvetica"/>
+                <w:sz w:val="20"/>
+                <w:szCs w:val="20"/>
+              </w:rPr>
+              <w:t>마감</w:t>
+            </w:r>
+            <w:r>
+              <w:rPr>
+                <w:rFonts w:ascii="Helvetica" w:hAnsi="Helvetica"/>
+                <w:sz w:val="20"/>
+                <w:szCs w:val="20"/>
+              </w:rPr>
+              <w:t xml:space="preserve"> </w:t>
+            </w:r>
+            <w:r>
+              <w:rPr>
+                <w:rFonts w:ascii="Helvetica" w:hAnsi="Helvetica"/>
+                <w:sz w:val="20"/>
+                <w:szCs w:val="20"/>
+              </w:rPr>
+              <w:t>시각</w:t>
+            </w:r>
+            <w:r>
+              <w:rPr>
+                <w:rFonts w:ascii="Helvetica" w:hAnsi="Helvetica"/>
+                <w:sz w:val="20"/>
+                <w:szCs w:val="20"/>
+              </w:rPr>
+              <w:t xml:space="preserve"> </w:t>
+            </w:r>
+            <w:r>
+              <w:rPr>
+                <w:rFonts w:ascii="Helvetica" w:hAnsi="Helvetica"/>
+                <w:sz w:val="20"/>
+                <w:szCs w:val="20"/>
+              </w:rPr>
+              <w:t>등을</w:t>
+            </w:r>
+            <w:r>
+              <w:rPr>
+                <w:rFonts w:ascii="Helvetica" w:hAnsi="Helvetica"/>
+                <w:sz w:val="20"/>
+                <w:szCs w:val="20"/>
+              </w:rPr>
+              <w:t xml:space="preserve"> </w:t>
+            </w:r>
+            <w:r>
+              <w:rPr>
+                <w:rFonts w:ascii="Helvetica" w:hAnsi="Helvetica"/>
+                <w:sz w:val="20"/>
+                <w:szCs w:val="20"/>
+              </w:rPr>
+              <w:t>확인할</w:t>
+            </w:r>
+            <w:r>
+              <w:rPr>
+                <w:rFonts w:ascii="Helvetica" w:hAnsi="Helvetica"/>
+                <w:sz w:val="20"/>
+                <w:szCs w:val="20"/>
+              </w:rPr>
+              <w:t xml:space="preserve"> </w:t>
+            </w:r>
+            <w:r>
+              <w:rPr>
+                <w:rFonts w:ascii="Helvetica" w:hAnsi="Helvetica"/>
+                <w:sz w:val="20"/>
+                <w:szCs w:val="20"/>
+              </w:rPr>
+              <w:t>수</w:t>
+            </w:r>
+            <w:r>
+              <w:rPr>
+                <w:rFonts w:ascii="Helvetica" w:hAnsi="Helvetica"/>
+                <w:sz w:val="20"/>
+                <w:szCs w:val="20"/>
+              </w:rPr>
+              <w:t xml:space="preserve"> </w:t>
+            </w:r>
+            <w:r>
+              <w:rPr>
+                <w:rFonts w:ascii="Helvetica" w:hAnsi="Helvetica" w:hint="eastAsia"/>
+                <w:sz w:val="20"/>
+                <w:szCs w:val="20"/>
+              </w:rPr>
+              <w:t>있어야</w:t>
+            </w:r>
+            <w:r>
+              <w:rPr>
+                <w:rFonts w:ascii="Helvetica" w:hAnsi="Helvetica" w:hint="eastAsia"/>
+                <w:sz w:val="20"/>
+                <w:szCs w:val="20"/>
+              </w:rPr>
+              <w:t xml:space="preserve"> </w:t>
+            </w:r>
+            <w:r>
+              <w:rPr>
+                <w:rFonts w:ascii="Helvetica" w:hAnsi="Helvetica" w:hint="eastAsia"/>
+                <w:sz w:val="20"/>
+                <w:szCs w:val="20"/>
+              </w:rPr>
+              <w:t>한다</w:t>
+            </w:r>
+            <w:r>
+              <w:rPr>
+                <w:rFonts w:ascii="Helvetica" w:hAnsi="Helvetica" w:hint="eastAsia"/>
+                <w:sz w:val="20"/>
+                <w:szCs w:val="20"/>
+              </w:rPr>
+              <w:t>.</w:t>
+            </w:r>
+          </w:p>
+        </w:tc>
+        <w:tc>
+          <w:tcPr>
+            <w:tcW w:w="3003" w:type="dxa"/>
+          </w:tcPr>
+          <w:p>
+            <w:pPr>
+              <w:rPr>
+                <w:rFonts w:ascii="Helvetica" w:hAnsi="Helvetica"/>
+                <w:sz w:val="20"/>
+                <w:szCs w:val="20"/>
+              </w:rPr>
+            </w:pPr>
+            <w:r>
+              <w:rPr>
+                <w:rFonts w:ascii="Helvetica" w:hAnsi="Helvetica" w:hint="eastAsia"/>
+                <w:sz w:val="20"/>
+                <w:szCs w:val="20"/>
+              </w:rPr>
+              <w:t>설문</w:t>
+            </w:r>
+            <w:r>
+              <w:rPr>
+                <w:rFonts w:ascii="Helvetica" w:hAnsi="Helvetica" w:hint="eastAsia"/>
+                <w:sz w:val="20"/>
+                <w:szCs w:val="20"/>
+              </w:rPr>
+              <w:t xml:space="preserve"> </w:t>
+            </w:r>
+            <w:r>
+              <w:rPr>
+                <w:rFonts w:ascii="Helvetica" w:hAnsi="Helvetica" w:hint="eastAsia"/>
+                <w:sz w:val="20"/>
+                <w:szCs w:val="20"/>
+              </w:rPr>
+              <w:t>상세</w:t>
+            </w:r>
+            <w:r>
+              <w:rPr>
+                <w:rFonts w:ascii="Helvetica" w:hAnsi="Helvetica" w:hint="eastAsia"/>
+                <w:sz w:val="20"/>
+                <w:szCs w:val="20"/>
+              </w:rPr>
+              <w:t xml:space="preserve"> </w:t>
+            </w:r>
+            <w:r>
+              <w:rPr>
+                <w:rFonts w:ascii="Helvetica" w:hAnsi="Helvetica" w:hint="eastAsia"/>
+                <w:sz w:val="20"/>
+                <w:szCs w:val="20"/>
+              </w:rPr>
+              <w:t>정보</w:t>
+            </w:r>
+            <w:r>
+              <w:rPr>
+                <w:rFonts w:ascii="Helvetica" w:hAnsi="Helvetica" w:hint="eastAsia"/>
+                <w:sz w:val="20"/>
+                <w:szCs w:val="20"/>
+              </w:rPr>
+              <w:t xml:space="preserve"> </w:t>
+            </w:r>
+            <w:r>
+              <w:rPr>
+                <w:rFonts w:ascii="Helvetica" w:hAnsi="Helvetica" w:hint="eastAsia"/>
+                <w:sz w:val="20"/>
+                <w:szCs w:val="20"/>
+              </w:rPr>
+              <w:t>조회</w:t>
+            </w:r>
+          </w:p>
+        </w:tc>
+      </w:tr>
+      <w:tr>
+        <w:trPr>
+          <w:trHeight w:val="567"/>
+        </w:trPr>
+        <w:tc>
+          <w:tcPr>
+            <w:tcW w:w="571" w:type="dxa"/>
+          </w:tcPr>
+          <w:p>
+            <w:pPr>
+              <w:jc w:val="center"/>
+              <w:rPr>
+                <w:rFonts w:ascii="Helvetica" w:hAnsi="Helvetica"/>
+              </w:rPr>
+            </w:pPr>
+            <w:r>
+              <w:rPr>
+                <w:rFonts w:ascii="Helvetica" w:hAnsi="Helvetica" w:hint="eastAsia"/>
+              </w:rPr>
+              <w:t>9</w:t>
+            </w:r>
+          </w:p>
+        </w:tc>
+        <w:tc>
+          <w:tcPr>
+            <w:tcW w:w="5442" w:type="dxa"/>
           </w:tcPr>
           <w:p>
             <w:pPr>
@@ -312,7 +2388,7 @@
         </w:tc>
         <w:tc>
           <w:tcPr>
-            <w:tcW w:w="3006" w:type="dxa"/>
+            <w:tcW w:w="3003" w:type="dxa"/>
           </w:tcPr>
           <w:p>
             <w:pPr>
@@ -331,7 +2407,7 @@
         </w:trPr>
         <w:tc>
           <w:tcPr>
-            <w:tcW w:w="562" w:type="dxa"/>
+            <w:tcW w:w="571" w:type="dxa"/>
           </w:tcPr>
           <w:p>
             <w:pPr>
@@ -344,13 +2420,13 @@
               <w:rPr>
                 <w:rFonts w:ascii="Helvetica" w:hAnsi="Helvetica" w:hint="eastAsia"/>
               </w:rPr>
-              <w:t>5</w:t>
+              <w:t>10</w:t>
             </w:r>
           </w:p>
         </w:tc>
         <w:tc>
           <w:tcPr>
-            <w:tcW w:w="5448" w:type="dxa"/>
+            <w:tcW w:w="5442" w:type="dxa"/>
           </w:tcPr>
           <w:p>
             <w:pPr>
@@ -364,7 +2440,7 @@
         </w:tc>
         <w:tc>
           <w:tcPr>
-            <w:tcW w:w="3006" w:type="dxa"/>
+            <w:tcW w:w="3003" w:type="dxa"/>
           </w:tcPr>
           <w:p>
             <w:pPr>
@@ -383,7 +2459,7 @@
         </w:trPr>
         <w:tc>
           <w:tcPr>
-            <w:tcW w:w="562" w:type="dxa"/>
+            <w:tcW w:w="571" w:type="dxa"/>
           </w:tcPr>
           <w:p>
             <w:pPr>
@@ -396,13 +2472,13 @@
               <w:rPr>
                 <w:rFonts w:ascii="Helvetica" w:hAnsi="Helvetica" w:hint="eastAsia"/>
               </w:rPr>
-              <w:t>6</w:t>
+              <w:t>11</w:t>
             </w:r>
           </w:p>
         </w:tc>
         <w:tc>
           <w:tcPr>
-            <w:tcW w:w="5448" w:type="dxa"/>
+            <w:tcW w:w="5442" w:type="dxa"/>
           </w:tcPr>
           <w:p>
             <w:pPr>
@@ -412,11 +2488,363 @@
                 <w:szCs w:val="20"/>
               </w:rPr>
             </w:pPr>
+            <w:r>
+              <w:rPr>
+                <w:rFonts w:ascii="Helvetica" w:hAnsi="Helvetica" w:hint="eastAsia"/>
+                <w:sz w:val="20"/>
+                <w:szCs w:val="20"/>
+              </w:rPr>
+              <w:t>관리자가</w:t>
+            </w:r>
+            <w:r>
+              <w:rPr>
+                <w:rFonts w:ascii="Helvetica" w:hAnsi="Helvetica" w:hint="eastAsia"/>
+                <w:sz w:val="20"/>
+                <w:szCs w:val="20"/>
+              </w:rPr>
+              <w:t xml:space="preserve"> </w:t>
+            </w:r>
+            <w:r>
+              <w:rPr>
+                <w:rFonts w:ascii="Helvetica" w:hAnsi="Helvetica" w:hint="eastAsia"/>
+                <w:sz w:val="20"/>
+                <w:szCs w:val="20"/>
+              </w:rPr>
+              <w:t>최근</w:t>
+            </w:r>
+            <w:r>
+              <w:rPr>
+                <w:rFonts w:ascii="Helvetica" w:hAnsi="Helvetica" w:hint="eastAsia"/>
+                <w:sz w:val="20"/>
+                <w:szCs w:val="20"/>
+              </w:rPr>
+              <w:t xml:space="preserve"> 1</w:t>
+            </w:r>
+            <w:r>
+              <w:rPr>
+                <w:rFonts w:ascii="Helvetica" w:hAnsi="Helvetica" w:hint="eastAsia"/>
+                <w:sz w:val="20"/>
+                <w:szCs w:val="20"/>
+              </w:rPr>
+              <w:t>주일</w:t>
+            </w:r>
+            <w:r>
+              <w:rPr>
+                <w:rFonts w:ascii="Helvetica" w:hAnsi="Helvetica" w:hint="eastAsia"/>
+                <w:sz w:val="20"/>
+                <w:szCs w:val="20"/>
+              </w:rPr>
+              <w:t>, 1</w:t>
+            </w:r>
+            <w:r>
+              <w:rPr>
+                <w:rFonts w:ascii="Helvetica" w:hAnsi="Helvetica" w:hint="eastAsia"/>
+                <w:sz w:val="20"/>
+                <w:szCs w:val="20"/>
+              </w:rPr>
+              <w:t>개월</w:t>
+            </w:r>
+            <w:r>
+              <w:rPr>
+                <w:rFonts w:ascii="Helvetica" w:hAnsi="Helvetica" w:hint="eastAsia"/>
+                <w:sz w:val="20"/>
+                <w:szCs w:val="20"/>
+              </w:rPr>
+              <w:t>, 1</w:t>
+            </w:r>
+            <w:r>
+              <w:rPr>
+                <w:rFonts w:ascii="Helvetica" w:hAnsi="Helvetica" w:hint="eastAsia"/>
+                <w:sz w:val="20"/>
+                <w:szCs w:val="20"/>
+              </w:rPr>
+              <w:t>년</w:t>
+            </w:r>
+            <w:r>
+              <w:rPr>
+                <w:rFonts w:ascii="Helvetica" w:hAnsi="Helvetica" w:hint="eastAsia"/>
+                <w:sz w:val="20"/>
+                <w:szCs w:val="20"/>
+              </w:rPr>
+              <w:t xml:space="preserve"> </w:t>
+            </w:r>
+            <w:r>
+              <w:rPr>
+                <w:rFonts w:ascii="Helvetica" w:hAnsi="Helvetica" w:hint="eastAsia"/>
+                <w:sz w:val="20"/>
+                <w:szCs w:val="20"/>
+              </w:rPr>
+              <w:t>단위로</w:t>
+            </w:r>
+            <w:r>
+              <w:rPr>
+                <w:rFonts w:ascii="Helvetica" w:hAnsi="Helvetica" w:hint="eastAsia"/>
+                <w:sz w:val="20"/>
+                <w:szCs w:val="20"/>
+              </w:rPr>
+              <w:t xml:space="preserve"> </w:t>
+            </w:r>
+            <w:r>
+              <w:rPr>
+                <w:rFonts w:ascii="Helvetica" w:hAnsi="Helvetica" w:hint="eastAsia"/>
+                <w:sz w:val="20"/>
+                <w:szCs w:val="20"/>
+              </w:rPr>
+              <w:t>전체</w:t>
+            </w:r>
+            <w:r>
+              <w:rPr>
+                <w:rFonts w:ascii="Helvetica" w:hAnsi="Helvetica" w:hint="eastAsia"/>
+                <w:sz w:val="20"/>
+                <w:szCs w:val="20"/>
+              </w:rPr>
+              <w:t xml:space="preserve"> </w:t>
+            </w:r>
+            <w:r>
+              <w:rPr>
+                <w:rFonts w:ascii="Helvetica" w:hAnsi="Helvetica" w:hint="eastAsia"/>
+                <w:sz w:val="20"/>
+                <w:szCs w:val="20"/>
+              </w:rPr>
+              <w:t>설문</w:t>
+            </w:r>
+            <w:r>
+              <w:rPr>
+                <w:rFonts w:ascii="Helvetica" w:hAnsi="Helvetica" w:hint="eastAsia"/>
+                <w:sz w:val="20"/>
+                <w:szCs w:val="20"/>
+              </w:rPr>
+              <w:t xml:space="preserve"> </w:t>
+            </w:r>
+            <w:r>
+              <w:rPr>
+                <w:rFonts w:ascii="Helvetica" w:hAnsi="Helvetica" w:hint="eastAsia"/>
+                <w:sz w:val="20"/>
+                <w:szCs w:val="20"/>
+              </w:rPr>
+              <w:t>수</w:t>
+            </w:r>
+            <w:r>
+              <w:rPr>
+                <w:rFonts w:ascii="Helvetica" w:hAnsi="Helvetica" w:hint="eastAsia"/>
+                <w:sz w:val="20"/>
+                <w:szCs w:val="20"/>
+              </w:rPr>
+              <w:t xml:space="preserve">, </w:t>
+            </w:r>
+            <w:r>
+              <w:rPr>
+                <w:rFonts w:ascii="Helvetica" w:hAnsi="Helvetica" w:hint="eastAsia"/>
+                <w:sz w:val="20"/>
+                <w:szCs w:val="20"/>
+              </w:rPr>
+              <w:t>종료된</w:t>
+            </w:r>
+            <w:r>
+              <w:rPr>
+                <w:rFonts w:ascii="Helvetica" w:hAnsi="Helvetica" w:hint="eastAsia"/>
+                <w:sz w:val="20"/>
+                <w:szCs w:val="20"/>
+              </w:rPr>
+              <w:t xml:space="preserve"> </w:t>
+            </w:r>
+            <w:r>
+              <w:rPr>
+                <w:rFonts w:ascii="Helvetica" w:hAnsi="Helvetica" w:hint="eastAsia"/>
+                <w:sz w:val="20"/>
+                <w:szCs w:val="20"/>
+              </w:rPr>
+              <w:t>설문</w:t>
+            </w:r>
+            <w:r>
+              <w:rPr>
+                <w:rFonts w:ascii="Helvetica" w:hAnsi="Helvetica" w:hint="eastAsia"/>
+                <w:sz w:val="20"/>
+                <w:szCs w:val="20"/>
+              </w:rPr>
+              <w:t xml:space="preserve"> </w:t>
+            </w:r>
+            <w:r>
+              <w:rPr>
+                <w:rFonts w:ascii="Helvetica" w:hAnsi="Helvetica" w:hint="eastAsia"/>
+                <w:sz w:val="20"/>
+                <w:szCs w:val="20"/>
+              </w:rPr>
+              <w:t>수</w:t>
+            </w:r>
+            <w:r>
+              <w:rPr>
+                <w:rFonts w:ascii="Helvetica" w:hAnsi="Helvetica" w:hint="eastAsia"/>
+                <w:sz w:val="20"/>
+                <w:szCs w:val="20"/>
+              </w:rPr>
+              <w:t xml:space="preserve">, </w:t>
+            </w:r>
+            <w:r>
+              <w:rPr>
+                <w:rFonts w:ascii="Helvetica" w:hAnsi="Helvetica" w:hint="eastAsia"/>
+                <w:sz w:val="20"/>
+                <w:szCs w:val="20"/>
+              </w:rPr>
+              <w:t>총</w:t>
+            </w:r>
+            <w:r>
+              <w:rPr>
+                <w:rFonts w:ascii="Helvetica" w:hAnsi="Helvetica" w:hint="eastAsia"/>
+                <w:sz w:val="20"/>
+                <w:szCs w:val="20"/>
+              </w:rPr>
+              <w:t xml:space="preserve"> </w:t>
+            </w:r>
+            <w:r>
+              <w:rPr>
+                <w:rFonts w:ascii="Helvetica" w:hAnsi="Helvetica" w:hint="eastAsia"/>
+                <w:sz w:val="20"/>
+                <w:szCs w:val="20"/>
+              </w:rPr>
+              <w:t>응답</w:t>
+            </w:r>
+            <w:r>
+              <w:rPr>
+                <w:rFonts w:ascii="Helvetica" w:hAnsi="Helvetica" w:hint="eastAsia"/>
+                <w:sz w:val="20"/>
+                <w:szCs w:val="20"/>
+              </w:rPr>
+              <w:t xml:space="preserve"> </w:t>
+            </w:r>
+            <w:r>
+              <w:rPr>
+                <w:rFonts w:ascii="Helvetica" w:hAnsi="Helvetica" w:hint="eastAsia"/>
+                <w:sz w:val="20"/>
+                <w:szCs w:val="20"/>
+              </w:rPr>
+              <w:t>수에</w:t>
+            </w:r>
+            <w:r>
+              <w:rPr>
+                <w:rFonts w:ascii="Helvetica" w:hAnsi="Helvetica" w:hint="eastAsia"/>
+                <w:sz w:val="20"/>
+                <w:szCs w:val="20"/>
+              </w:rPr>
+              <w:t xml:space="preserve"> </w:t>
+            </w:r>
+            <w:r>
+              <w:rPr>
+                <w:rFonts w:ascii="Helvetica" w:hAnsi="Helvetica" w:hint="eastAsia"/>
+                <w:sz w:val="20"/>
+                <w:szCs w:val="20"/>
+              </w:rPr>
+              <w:t>대한</w:t>
+            </w:r>
+            <w:r>
+              <w:rPr>
+                <w:rFonts w:ascii="Helvetica" w:hAnsi="Helvetica" w:hint="eastAsia"/>
+                <w:sz w:val="20"/>
+                <w:szCs w:val="20"/>
+              </w:rPr>
+              <w:t xml:space="preserve"> </w:t>
+            </w:r>
+            <w:r>
+              <w:rPr>
+                <w:rFonts w:ascii="Helvetica" w:hAnsi="Helvetica" w:hint="eastAsia"/>
+                <w:sz w:val="20"/>
+                <w:szCs w:val="20"/>
+              </w:rPr>
+              <w:t>통계</w:t>
+            </w:r>
+            <w:r>
+              <w:rPr>
+                <w:rFonts w:ascii="Helvetica" w:hAnsi="Helvetica" w:hint="eastAsia"/>
+                <w:sz w:val="20"/>
+                <w:szCs w:val="20"/>
+              </w:rPr>
+              <w:t xml:space="preserve"> </w:t>
+            </w:r>
+            <w:r>
+              <w:rPr>
+                <w:rFonts w:ascii="Helvetica" w:hAnsi="Helvetica" w:hint="eastAsia"/>
+                <w:sz w:val="20"/>
+                <w:szCs w:val="20"/>
+              </w:rPr>
+              <w:t>정보를</w:t>
+            </w:r>
+            <w:r>
+              <w:rPr>
+                <w:rFonts w:ascii="Helvetica" w:hAnsi="Helvetica" w:hint="eastAsia"/>
+                <w:sz w:val="20"/>
+                <w:szCs w:val="20"/>
+              </w:rPr>
+              <w:t xml:space="preserve"> </w:t>
+            </w:r>
+            <w:r>
+              <w:rPr>
+                <w:rFonts w:ascii="Helvetica" w:hAnsi="Helvetica" w:hint="eastAsia"/>
+                <w:sz w:val="20"/>
+                <w:szCs w:val="20"/>
+              </w:rPr>
+              <w:t>조회할</w:t>
+            </w:r>
+            <w:r>
+              <w:rPr>
+                <w:rFonts w:ascii="Helvetica" w:hAnsi="Helvetica" w:hint="eastAsia"/>
+                <w:sz w:val="20"/>
+                <w:szCs w:val="20"/>
+              </w:rPr>
+              <w:t xml:space="preserve"> </w:t>
+            </w:r>
+            <w:r>
+              <w:rPr>
+                <w:rFonts w:ascii="Helvetica" w:hAnsi="Helvetica" w:hint="eastAsia"/>
+                <w:sz w:val="20"/>
+                <w:szCs w:val="20"/>
+              </w:rPr>
+              <w:t>수</w:t>
+            </w:r>
+            <w:r>
+              <w:rPr>
+                <w:rFonts w:ascii="Helvetica" w:hAnsi="Helvetica" w:hint="eastAsia"/>
+                <w:sz w:val="20"/>
+                <w:szCs w:val="20"/>
+              </w:rPr>
+              <w:t xml:space="preserve"> </w:t>
+            </w:r>
+            <w:r>
+              <w:rPr>
+                <w:rFonts w:ascii="Helvetica" w:hAnsi="Helvetica" w:hint="eastAsia"/>
+                <w:sz w:val="20"/>
+                <w:szCs w:val="20"/>
+              </w:rPr>
+              <w:t>있어야</w:t>
+            </w:r>
+            <w:r>
+              <w:rPr>
+                <w:rFonts w:ascii="Helvetica" w:hAnsi="Helvetica" w:hint="eastAsia"/>
+                <w:sz w:val="20"/>
+                <w:szCs w:val="20"/>
+              </w:rPr>
+              <w:t xml:space="preserve"> </w:t>
+            </w:r>
+            <w:r>
+              <w:rPr>
+                <w:rFonts w:ascii="Helvetica" w:hAnsi="Helvetica" w:hint="eastAsia"/>
+                <w:sz w:val="20"/>
+                <w:szCs w:val="20"/>
+              </w:rPr>
+              <w:t>한다</w:t>
+            </w:r>
+            <w:r>
+              <w:rPr>
+                <w:rFonts w:ascii="Helvetica" w:hAnsi="Helvetica" w:hint="eastAsia"/>
+                <w:sz w:val="20"/>
+                <w:szCs w:val="20"/>
+              </w:rPr>
+              <w:t>.</w:t>
+            </w:r>
           </w:p>
         </w:tc>
         <w:tc>
           <w:tcPr>
-            <w:tcW w:w="3006" w:type="dxa"/>
+            <w:tcW w:w="3003" w:type="dxa"/>
           </w:tcPr>
           <w:p>
             <w:pPr>
@@ -426,313 +2854,61 @@
                 <w:szCs w:val="20"/>
               </w:rPr>
             </w:pPr>
-          </w:p>
-        </w:tc>
-      </w:tr>
-      <w:tr>
-        <w:trPr>
-          <w:trHeight w:val="567"/>
-        </w:trPr>
-        <w:tc>
-          <w:tcPr>
-            <w:tcW w:w="562" w:type="dxa"/>
-          </w:tcPr>
-          <w:p>
-            <w:pPr>
-              <w:jc w:val="center"/>
-              <w:rPr>
-                <w:rFonts w:ascii="Helvetica" w:hAnsi="Helvetica"/>
-              </w:rPr>
-            </w:pPr>
-            <w:r>
-              <w:rPr>
-                <w:rFonts w:ascii="Helvetica" w:hAnsi="Helvetica" w:hint="eastAsia"/>
-              </w:rPr>
-              <w:t>7</w:t>
-            </w:r>
-          </w:p>
-        </w:tc>
-        <w:tc>
-          <w:tcPr>
-            <w:tcW w:w="5448" w:type="dxa"/>
-          </w:tcPr>
-          <w:p>
-            <w:pPr>
-              <w:rPr>
-                <w:rFonts w:ascii="Helvetica" w:hAnsi="Helvetica"/>
-                <w:sz w:val="20"/>
-                <w:szCs w:val="20"/>
-              </w:rPr>
-            </w:pPr>
-          </w:p>
-        </w:tc>
-        <w:tc>
-          <w:tcPr>
-            <w:tcW w:w="3006" w:type="dxa"/>
-          </w:tcPr>
-          <w:p>
-            <w:pPr>
-              <w:rPr>
-                <w:rFonts w:ascii="Helvetica" w:hAnsi="Helvetica"/>
-                <w:sz w:val="20"/>
-                <w:szCs w:val="20"/>
-              </w:rPr>
-            </w:pPr>
-          </w:p>
-        </w:tc>
-      </w:tr>
-      <w:tr>
-        <w:trPr>
-          <w:trHeight w:val="567"/>
-        </w:trPr>
-        <w:tc>
-          <w:tcPr>
-            <w:tcW w:w="562" w:type="dxa"/>
-          </w:tcPr>
-          <w:p>
-            <w:pPr>
-              <w:jc w:val="center"/>
-              <w:rPr>
-                <w:rFonts w:ascii="Helvetica" w:hAnsi="Helvetica"/>
-              </w:rPr>
-            </w:pPr>
-            <w:r>
-              <w:rPr>
-                <w:rFonts w:ascii="Helvetica" w:hAnsi="Helvetica" w:hint="eastAsia"/>
-              </w:rPr>
-              <w:t>8</w:t>
-            </w:r>
-          </w:p>
-        </w:tc>
-        <w:tc>
-          <w:tcPr>
-            <w:tcW w:w="5448" w:type="dxa"/>
-          </w:tcPr>
-          <w:p>
-            <w:pPr>
-              <w:rPr>
-                <w:rFonts w:ascii="Helvetica" w:hAnsi="Helvetica"/>
-                <w:sz w:val="20"/>
-                <w:szCs w:val="20"/>
-              </w:rPr>
-            </w:pPr>
-          </w:p>
-        </w:tc>
-        <w:tc>
-          <w:tcPr>
-            <w:tcW w:w="3006" w:type="dxa"/>
-          </w:tcPr>
-          <w:p>
-            <w:pPr>
-              <w:rPr>
-                <w:rFonts w:ascii="Helvetica" w:hAnsi="Helvetica"/>
-                <w:sz w:val="20"/>
-                <w:szCs w:val="20"/>
-              </w:rPr>
-            </w:pPr>
-          </w:p>
-        </w:tc>
-      </w:tr>
-      <w:tr>
-        <w:trPr>
-          <w:trHeight w:val="567"/>
-        </w:trPr>
-        <w:tc>
-          <w:tcPr>
-            <w:tcW w:w="562" w:type="dxa"/>
-          </w:tcPr>
-          <w:p>
-            <w:pPr>
-              <w:jc w:val="center"/>
-              <w:rPr>
-                <w:rFonts w:ascii="Helvetica" w:hAnsi="Helvetica"/>
-              </w:rPr>
-            </w:pPr>
-            <w:r>
-              <w:rPr>
-                <w:rFonts w:ascii="Helvetica" w:hAnsi="Helvetica" w:hint="eastAsia"/>
-              </w:rPr>
-              <w:t>9</w:t>
-            </w:r>
-          </w:p>
-        </w:tc>
-        <w:tc>
-          <w:tcPr>
-            <w:tcW w:w="5448" w:type="dxa"/>
-          </w:tcPr>
-          <w:p>
-            <w:pPr>
-              <w:rPr>
-                <w:rFonts w:ascii="Helvetica" w:hAnsi="Helvetica" w:hint="eastAsia"/>
-                <w:sz w:val="20"/>
-                <w:szCs w:val="20"/>
-              </w:rPr>
-            </w:pPr>
-            <w:r>
-              <w:rPr>
-                <w:rFonts w:ascii="Helvetica" w:hAnsi="Helvetica" w:hint="eastAsia"/>
-                <w:sz w:val="20"/>
-                <w:szCs w:val="20"/>
-              </w:rPr>
-              <w:t>관리자가 원하는 설문을 등록할 수 있어야 한다. 설문 등록 시 설문 제목, 설명, 문항, 응답 항목, 시작 및 마감시간 등을 포함한다.</w:t>
-            </w:r>
-          </w:p>
-        </w:tc>
-        <w:tc>
-          <w:tcPr>
-            <w:tcW w:w="3006" w:type="dxa"/>
-          </w:tcPr>
-          <w:p>
-            <w:pPr>
-              <w:rPr>
-                <w:rFonts w:ascii="Helvetica" w:hAnsi="Helvetica"/>
-                <w:sz w:val="20"/>
-                <w:szCs w:val="20"/>
-              </w:rPr>
-            </w:pPr>
-            <w:r>
-              <w:rPr>
-                <w:rFonts w:ascii="Helvetica" w:hAnsi="Helvetica" w:hint="eastAsia"/>
-                <w:sz w:val="20"/>
-                <w:szCs w:val="20"/>
-              </w:rPr>
-              <w:t>설문 등록</w:t>
-            </w:r>
-          </w:p>
-        </w:tc>
-      </w:tr>
-      <w:tr>
-        <w:trPr>
-          <w:trHeight w:val="567"/>
-        </w:trPr>
-        <w:tc>
-          <w:tcPr>
-            <w:tcW w:w="562" w:type="dxa"/>
-          </w:tcPr>
-          <w:p>
-            <w:pPr>
-              <w:jc w:val="center"/>
-              <w:rPr>
-                <w:rFonts w:ascii="Helvetica" w:hAnsi="Helvetica"/>
-              </w:rPr>
-            </w:pPr>
-            <w:r>
-              <w:rPr>
-                <w:rFonts w:ascii="Helvetica" w:hAnsi="Helvetica" w:hint="eastAsia"/>
-              </w:rPr>
-              <w:t>10</w:t>
-            </w:r>
-          </w:p>
-        </w:tc>
-        <w:tc>
-          <w:tcPr>
-            <w:tcW w:w="5448" w:type="dxa"/>
-          </w:tcPr>
-          <w:p>
-            <w:pPr>
-              <w:rPr>
-                <w:rFonts w:ascii="Helvetica" w:hAnsi="Helvetica" w:hint="eastAsia"/>
-                <w:sz w:val="20"/>
-                <w:szCs w:val="20"/>
-              </w:rPr>
-            </w:pPr>
-            <w:r>
-              <w:rPr>
-                <w:rFonts w:ascii="Helvetica" w:hAnsi="Helvetica" w:hint="eastAsia"/>
-                <w:sz w:val="20"/>
-                <w:szCs w:val="20"/>
-              </w:rPr>
-              <w:t>관리자가 등록된 설문들을 조회할 수 있어야 한다</w:t>
-            </w:r>
-          </w:p>
-        </w:tc>
-        <w:tc>
-          <w:tcPr>
-            <w:tcW w:w="3006" w:type="dxa"/>
-          </w:tcPr>
-          <w:p>
-            <w:pPr>
-              <w:rPr>
-                <w:rFonts w:ascii="Helvetica" w:hAnsi="Helvetica"/>
-                <w:sz w:val="20"/>
-                <w:szCs w:val="20"/>
-              </w:rPr>
-            </w:pPr>
-            <w:r>
-              <w:rPr>
-                <w:rFonts w:ascii="Helvetica" w:hAnsi="Helvetica" w:hint="eastAsia"/>
-                <w:sz w:val="20"/>
-                <w:szCs w:val="20"/>
-              </w:rPr>
-              <w:t>설문 리스트 조회</w:t>
-            </w:r>
-          </w:p>
-        </w:tc>
-      </w:tr>
-      <w:tr>
-        <w:trPr>
-          <w:trHeight w:val="567"/>
-        </w:trPr>
-        <w:tc>
-          <w:tcPr>
-            <w:tcW w:w="562" w:type="dxa"/>
-          </w:tcPr>
-          <w:p>
-            <w:pPr>
-              <w:jc w:val="center"/>
-              <w:rPr>
-                <w:rFonts w:ascii="Helvetica" w:hAnsi="Helvetica"/>
-              </w:rPr>
-            </w:pPr>
-            <w:r>
-              <w:rPr>
-                <w:rFonts w:ascii="Helvetica" w:hAnsi="Helvetica" w:hint="eastAsia"/>
-              </w:rPr>
-              <w:t>11</w:t>
-            </w:r>
-          </w:p>
-        </w:tc>
-        <w:tc>
-          <w:tcPr>
-            <w:tcW w:w="5448" w:type="dxa"/>
-          </w:tcPr>
-          <w:p>
-            <w:pPr>
-              <w:rPr>
-                <w:rFonts w:ascii="Helvetica" w:hAnsi="Helvetica"/>
-                <w:sz w:val="20"/>
-                <w:szCs w:val="20"/>
-              </w:rPr>
-            </w:pPr>
-            <w:r>
-              <w:rPr>
-                <w:rFonts w:ascii="Helvetica" w:hAnsi="Helvetica" w:hint="eastAsia"/>
-                <w:sz w:val="20"/>
-                <w:szCs w:val="20"/>
-              </w:rPr>
-              <w:t>관리자가 최근 1주일, 1개월, 1년 단위로 전체 설문 수, 종료된 설문 수, 총 응답 수에 대한 통계 정보를 조회할 수 있어야 한다.</w:t>
-            </w:r>
-          </w:p>
-        </w:tc>
-        <w:tc>
-          <w:tcPr>
-            <w:tcW w:w="3006" w:type="dxa"/>
-          </w:tcPr>
-          <w:p>
-            <w:pPr>
-              <w:rPr>
-                <w:rFonts w:ascii="Helvetica" w:hAnsi="Helvetica"/>
-                <w:sz w:val="20"/>
-                <w:szCs w:val="20"/>
-              </w:rPr>
-            </w:pPr>
-            <w:r>
-              <w:rPr>
-                <w:rFonts w:ascii="Helvetica" w:hAnsi="Helvetica" w:hint="eastAsia"/>
-                <w:sz w:val="20"/>
-                <w:szCs w:val="20"/>
-              </w:rPr>
-              <w:t>설문 응답 통계 조회</w:t>
+            <w:r>
+              <w:rPr>
+                <w:rFonts w:ascii="Helvetica" w:hAnsi="Helvetica" w:hint="eastAsia"/>
+                <w:sz w:val="20"/>
+                <w:szCs w:val="20"/>
+              </w:rPr>
+              <w:t>설문</w:t>
+            </w:r>
+            <w:r>
+              <w:rPr>
+                <w:rFonts w:ascii="Helvetica" w:hAnsi="Helvetica" w:hint="eastAsia"/>
+                <w:sz w:val="20"/>
+                <w:szCs w:val="20"/>
+              </w:rPr>
+              <w:t xml:space="preserve"> </w:t>
+            </w:r>
+            <w:r>
+              <w:rPr>
+                <w:rFonts w:ascii="Helvetica" w:hAnsi="Helvetica" w:hint="eastAsia"/>
+                <w:sz w:val="20"/>
+                <w:szCs w:val="20"/>
+              </w:rPr>
+              <w:t>응답</w:t>
+            </w:r>
+            <w:r>
+              <w:rPr>
+                <w:rFonts w:ascii="Helvetica" w:hAnsi="Helvetica" w:hint="eastAsia"/>
+                <w:sz w:val="20"/>
+                <w:szCs w:val="20"/>
+              </w:rPr>
+              <w:t xml:space="preserve"> </w:t>
+            </w:r>
+            <w:r>
+              <w:rPr>
+                <w:rFonts w:ascii="Helvetica" w:hAnsi="Helvetica" w:hint="eastAsia"/>
+                <w:sz w:val="20"/>
+                <w:szCs w:val="20"/>
+              </w:rPr>
+              <w:t>통계</w:t>
+            </w:r>
+            <w:r>
+              <w:rPr>
+                <w:rFonts w:ascii="Helvetica" w:hAnsi="Helvetica" w:hint="eastAsia"/>
+                <w:sz w:val="20"/>
+                <w:szCs w:val="20"/>
+              </w:rPr>
+              <w:t xml:space="preserve"> </w:t>
+            </w:r>
+            <w:r>
+              <w:rPr>
+                <w:rFonts w:ascii="Helvetica" w:hAnsi="Helvetica" w:hint="eastAsia"/>
+                <w:sz w:val="20"/>
+                <w:szCs w:val="20"/>
+              </w:rPr>
+              <w:t>조회</w:t>
             </w:r>
           </w:p>
         </w:tc>
@@ -747,6 +2923,56 @@
     </w:sectPr>
   </w:body>
 </w:document>
+</file>
+
+<file path=word/endnotes.xml><?xml version="1.0" encoding="utf-8"?>
+<w:endnotes xmlns:wpc="http://schemas.microsoft.com/office/word/2010/wordprocessingCanvas" xmlns:cx="http://schemas.microsoft.com/office/drawing/2014/chartex" xmlns:cx1="http://schemas.microsoft.com/office/drawing/2015/9/8/chartex" xmlns:cx2="http://schemas.microsoft.com/office/drawing/2015/10/21/chartex" xmlns:cx3="http://schemas.microsoft.com/office/drawing/2016/5/9/chartex" xmlns:cx4="http://schemas.microsoft.com/office/drawing/2016/5/10/chartex" xmlns:cx5="http://schemas.microsoft.com/office/drawing/2016/5/11/chartex" xmlns:cx6="http://schemas.microsoft.com/office/drawing/2016/5/12/chartex" xmlns:cx7="http://schemas.microsoft.com/office/drawing/2016/5/13/chartex" xmlns:cx8="http://schemas.microsoft.com/office/drawing/2016/5/14/chartex" xmlns:mc="http://schemas.openxmlformats.org/markup-compatibility/2006" xmlns:aink="http://schemas.microsoft.com/office/drawing/2016/ink" xmlns:am3d="http://schemas.microsoft.com/office/drawing/2017/model3d" xmlns:o="urn:schemas-microsoft-com:office:office" xmlns:oel="http://schemas.microsoft.com/office/2019/extlst" xmlns:r="http://schemas.openxmlformats.org/officeDocument/2006/relationships" xmlns:m="http://schemas.openxmlformats.org/officeDocument/2006/math" xmlns:v="urn:schemas-microsoft-com:vml" xmlns:wp14="http://schemas.microsoft.com/office/word/2010/wordprocessingDrawing" xmlns:wp="http://schemas.openxmlformats.org/drawingml/2006/wordprocessingDrawing" xmlns:w10="urn:schemas-microsoft-com:office:word" xmlns:w="http://schemas.openxmlformats.org/wordprocessingml/2006/main" xmlns:w14="http://schemas.microsoft.com/office/word/2010/wordml" xmlns:w15="http://schemas.microsoft.com/office/word/2012/wordml" xmlns:w16cex="http://schemas.microsoft.com/office/word/2018/wordml/cex" xmlns:w16cid="http://schemas.microsoft.com/office/word/2016/wordml/cid" xmlns:w16="http://schemas.microsoft.com/office/word/2018/wordml" xmlns:w16du="http://schemas.microsoft.com/office/word/2023/wordml/word16du" xmlns:w16sdtdh="http://schemas.microsoft.com/office/word/2020/wordml/sdtdatahash" xmlns:w16sdtfl="http://schemas.microsoft.com/office/word/2024/wordml/sdtformatlock" xmlns:w16se="http://schemas.microsoft.com/office/word/2015/wordml/symex" xmlns:wpg="http://schemas.microsoft.com/office/word/2010/wordprocessingGroup" xmlns:wpi="http://schemas.microsoft.com/office/word/2010/wordprocessingInk" xmlns:wne="http://schemas.microsoft.com/office/word/2006/wordml" xmlns:wps="http://schemas.microsoft.com/office/word/2010/wordprocessingShape" mc:Ignorable="w14 w15 w16se w16cid w16 w16cex w16sdtdh w16sdtfl w16du wp14">
+  <w:endnote w:type="separator" w:id="-1">
+    <w:p>
+      <w:pPr>
+        <w:spacing w:after="0"/>
+      </w:pPr>
+      <w:r>
+        <w:separator/>
+      </w:r>
+    </w:p>
+  </w:endnote>
+  <w:endnote w:type="continuationSeparator" w:id="0">
+    <w:p>
+      <w:pPr>
+        <w:spacing w:after="0"/>
+      </w:pPr>
+      <w:r>
+        <w:continuationSeparator/>
+      </w:r>
+    </w:p>
+  </w:endnote>
+</w:endnotes>
+</file>
+
+<file path=word/footnotes.xml><?xml version="1.0" encoding="utf-8"?>
+<w:footnotes xmlns:wpc="http://schemas.microsoft.com/office/word/2010/wordprocessingCanvas" xmlns:cx="http://schemas.microsoft.com/office/drawing/2014/chartex" xmlns:cx1="http://schemas.microsoft.com/office/drawing/2015/9/8/chartex" xmlns:cx2="http://schemas.microsoft.com/office/drawing/2015/10/21/chartex" xmlns:cx3="http://schemas.microsoft.com/office/drawing/2016/5/9/chartex" xmlns:cx4="http://schemas.microsoft.com/office/drawing/2016/5/10/chartex" xmlns:cx5="http://schemas.microsoft.com/office/drawing/2016/5/11/chartex" xmlns:cx6="http://schemas.microsoft.com/office/drawing/2016/5/12/chartex" xmlns:cx7="http://schemas.microsoft.com/office/drawing/2016/5/13/chartex" xmlns:cx8="http://schemas.microsoft.com/office/drawing/2016/5/14/chartex" xmlns:mc="http://schemas.openxmlformats.org/markup-compatibility/2006" xmlns:aink="http://schemas.microsoft.com/office/drawing/2016/ink" xmlns:am3d="http://schemas.microsoft.com/office/drawing/2017/model3d" xmlns:o="urn:schemas-microsoft-com:office:office" xmlns:oel="http://schemas.microsoft.com/office/2019/extlst" xmlns:r="http://schemas.openxmlformats.org/officeDocument/2006/relationships" xmlns:m="http://schemas.openxmlformats.org/officeDocument/2006/math" xmlns:v="urn:schemas-microsoft-com:vml" xmlns:wp14="http://schemas.microsoft.com/office/word/2010/wordprocessingDrawing" xmlns:wp="http://schemas.openxmlformats.org/drawingml/2006/wordprocessingDrawing" xmlns:w10="urn:schemas-microsoft-com:office:word" xmlns:w="http://schemas.openxmlformats.org/wordprocessingml/2006/main" xmlns:w14="http://schemas.microsoft.com/office/word/2010/wordml" xmlns:w15="http://schemas.microsoft.com/office/word/2012/wordml" xmlns:w16cex="http://schemas.microsoft.com/office/word/2018/wordml/cex" xmlns:w16cid="http://schemas.microsoft.com/office/word/2016/wordml/cid" xmlns:w16="http://schemas.microsoft.com/office/word/2018/wordml" xmlns:w16du="http://schemas.microsoft.com/office/word/2023/wordml/word16du" xmlns:w16sdtdh="http://schemas.microsoft.com/office/word/2020/wordml/sdtdatahash" xmlns:w16sdtfl="http://schemas.microsoft.com/office/word/2024/wordml/sdtformatlock" xmlns:w16se="http://schemas.microsoft.com/office/word/2015/wordml/symex" xmlns:wpg="http://schemas.microsoft.com/office/word/2010/wordprocessingGroup" xmlns:wpi="http://schemas.microsoft.com/office/word/2010/wordprocessingInk" xmlns:wne="http://schemas.microsoft.com/office/word/2006/wordml" xmlns:wps="http://schemas.microsoft.com/office/word/2010/wordprocessingShape" mc:Ignorable="w14 w15 w16se w16cid w16 w16cex w16sdtdh w16sdtfl w16du wp14">
+  <w:footnote w:type="separator" w:id="-1">
+    <w:p>
+      <w:pPr>
+        <w:spacing w:after="0"/>
+      </w:pPr>
+      <w:r>
+        <w:separator/>
+      </w:r>
+    </w:p>
+  </w:footnote>
+  <w:footnote w:type="continuationSeparator" w:id="0">
+    <w:p>
+      <w:pPr>
+        <w:spacing w:after="0"/>
+      </w:pPr>
+      <w:r>
+        <w:continuationSeparator/>
+      </w:r>
+    </w:p>
+  </w:footnote>
+</w:footnotes>
 </file>
 
 <file path=word/styles.xml><?xml version="1.0" encoding="utf-8"?>
@@ -1684,6 +3910,50 @@
       </w:tblBorders>
     </w:tblPr>
   </w:style>
+  <w:style w:type="paragraph" w:styleId="ab">
+    <w:name w:val="header"/>
+    <w:basedOn w:val="a"/>
+    <w:link w:val="Char3"/>
+    <w:uiPriority w:val="99"/>
+    <w:unhideWhenUsed/>
+    <w:rsid w:val="000E2433"/>
+    <w:pPr>
+      <w:tabs>
+        <w:tab w:val="center" w:pos="4513"/>
+        <w:tab w:val="right" w:pos="9026"/>
+      </w:tabs>
+      <w:snapToGrid w:val="0"/>
+    </w:pPr>
+  </w:style>
+  <w:style w:type="character" w:customStyle="1" w:styleId="Char3">
+    <w:name w:val="머리글 Char"/>
+    <w:basedOn w:val="a0"/>
+    <w:link w:val="ab"/>
+    <w:uiPriority w:val="99"/>
+    <w:rsid w:val="000E2433"/>
+  </w:style>
+  <w:style w:type="paragraph" w:styleId="ac">
+    <w:name w:val="footer"/>
+    <w:basedOn w:val="a"/>
+    <w:link w:val="Char4"/>
+    <w:uiPriority w:val="99"/>
+    <w:unhideWhenUsed/>
+    <w:rsid w:val="000E2433"/>
+    <w:pPr>
+      <w:tabs>
+        <w:tab w:val="center" w:pos="4513"/>
+        <w:tab w:val="right" w:pos="9026"/>
+      </w:tabs>
+      <w:snapToGrid w:val="0"/>
+    </w:pPr>
+  </w:style>
+  <w:style w:type="character" w:customStyle="1" w:styleId="Char4">
+    <w:name w:val="바닥글 Char"/>
+    <w:basedOn w:val="a0"/>
+    <w:link w:val="ac"/>
+    <w:uiPriority w:val="99"/>
+    <w:rsid w:val="000E2433"/>
+  </w:style>
 </w:styles>
 </file>
 

--- a/Requirement List.docx
+++ b/Requirement List.docx
@@ -183,6 +183,11 @@
               </w:rPr>
               <w:t xml:space="preserve">사용자가 시스템을 이용하기 위해 ID, 비밀번호, 이름, 전화번호, 이메일을 입력하여 회원 가입을 할 수 있어야 한다.</w:t>
             </w:r>
+            <w:r>
+              <w:rPr>
+                <w:rtl w:val="0"/>
+              </w:rPr>
+            </w:r>
           </w:p>
         </w:tc>
         <w:tc>
@@ -203,6 +208,11 @@
                 <w:rtl w:val="0"/>
               </w:rPr>
               <w:t xml:space="preserve">회원가입</w:t>
+            </w:r>
+            <w:r>
+              <w:rPr>
+                <w:rtl w:val="0"/>
+              </w:rPr>
             </w:r>
           </w:p>
         </w:tc>
@@ -250,6 +260,11 @@
               </w:rPr>
               <w:t xml:space="preserve">회원이 언제든 회원 탈퇴를 할 수 있어야 한다.</w:t>
             </w:r>
+            <w:r>
+              <w:rPr>
+                <w:rtl w:val="0"/>
+              </w:rPr>
+            </w:r>
           </w:p>
         </w:tc>
         <w:tc>
@@ -270,6 +285,11 @@
                 <w:rtl w:val="0"/>
               </w:rPr>
               <w:t xml:space="preserve">회원 탈퇴</w:t>
+            </w:r>
+            <w:r>
+              <w:rPr>
+                <w:rtl w:val="0"/>
+              </w:rPr>
             </w:r>
           </w:p>
         </w:tc>
@@ -317,6 +337,11 @@
               </w:rPr>
               <w:t xml:space="preserve">관리자와 회원 모두 ID와 비밀번호로 로그인 할 수 있어야 한다.</w:t>
             </w:r>
+            <w:r>
+              <w:rPr>
+                <w:rtl w:val="0"/>
+              </w:rPr>
+            </w:r>
           </w:p>
         </w:tc>
         <w:tc>
@@ -337,6 +362,11 @@
                 <w:rtl w:val="0"/>
               </w:rPr>
               <w:t xml:space="preserve">로그인</w:t>
+            </w:r>
+            <w:r>
+              <w:rPr>
+                <w:rtl w:val="0"/>
+              </w:rPr>
             </w:r>
           </w:p>
         </w:tc>
@@ -370,40 +400,40 @@
           <w:p>
             <w:pPr>
               <w:rPr>
-                <w:rFonts w:ascii="Helvetica Neue" w:cs="Helvetica Neue" w:eastAsia="Helvetica Neue" w:hAnsi="Helvetica Neue"/>
-                <w:sz w:val="20"/>
-                <w:szCs w:val="20"/>
-              </w:rPr>
-            </w:pPr>
-            <w:r>
-              <w:rPr>
-                <w:rFonts w:ascii="Arial Unicode MS" w:cs="Arial Unicode MS" w:eastAsia="Arial Unicode MS" w:hAnsi="Arial Unicode MS"/>
-                <w:sz w:val="20"/>
-                <w:szCs w:val="20"/>
-                <w:rtl w:val="0"/>
-              </w:rPr>
-              <w:t xml:space="preserve">관리자가 원하는 설문을 등록할 수 있어야 한다. 설문 등록 시 설문 제목, 설명, 문항, 응답 항목, 시작 및 마감시간 등을 포함한다.</w:t>
-            </w:r>
-          </w:p>
-        </w:tc>
-        <w:tc>
-          <w:tcPr/>
-          <w:p>
-            <w:pPr>
-              <w:rPr>
-                <w:rFonts w:ascii="Helvetica Neue" w:cs="Helvetica Neue" w:eastAsia="Helvetica Neue" w:hAnsi="Helvetica Neue"/>
-                <w:sz w:val="20"/>
-                <w:szCs w:val="20"/>
-              </w:rPr>
-            </w:pPr>
-            <w:r>
-              <w:rPr>
-                <w:rFonts w:ascii="Arial Unicode MS" w:cs="Arial Unicode MS" w:eastAsia="Arial Unicode MS" w:hAnsi="Arial Unicode MS"/>
-                <w:sz w:val="20"/>
-                <w:szCs w:val="20"/>
-                <w:rtl w:val="0"/>
-              </w:rPr>
-              <w:t xml:space="preserve">설문 등록</w:t>
+                <w:rFonts w:ascii="Arimo" w:cs="Arimo" w:eastAsia="Arimo" w:hAnsi="Arimo"/>
+                <w:sz w:val="20"/>
+                <w:szCs w:val="20"/>
+              </w:rPr>
+            </w:pPr>
+            <w:r>
+              <w:rPr>
+                <w:rFonts w:ascii="Arial Unicode MS" w:cs="Arial Unicode MS" w:eastAsia="Arial Unicode MS" w:hAnsi="Arial Unicode MS"/>
+                <w:sz w:val="20"/>
+                <w:szCs w:val="20"/>
+                <w:rtl w:val="0"/>
+              </w:rPr>
+              <w:t xml:space="preserve">관리자와 회원 모두 언제든 로그아웃 할 수 있어야 한다.</w:t>
+            </w:r>
+          </w:p>
+        </w:tc>
+        <w:tc>
+          <w:tcPr/>
+          <w:p>
+            <w:pPr>
+              <w:rPr>
+                <w:rFonts w:ascii="Arimo" w:cs="Arimo" w:eastAsia="Arimo" w:hAnsi="Arimo"/>
+                <w:sz w:val="20"/>
+                <w:szCs w:val="20"/>
+              </w:rPr>
+            </w:pPr>
+            <w:r>
+              <w:rPr>
+                <w:rFonts w:ascii="Arial Unicode MS" w:cs="Arial Unicode MS" w:eastAsia="Arial Unicode MS" w:hAnsi="Arial Unicode MS"/>
+                <w:sz w:val="20"/>
+                <w:szCs w:val="20"/>
+                <w:rtl w:val="0"/>
+              </w:rPr>
+              <w:t xml:space="preserve">로그아웃</w:t>
             </w:r>
           </w:p>
         </w:tc>
@@ -449,28 +479,38 @@
                 <w:szCs w:val="20"/>
                 <w:rtl w:val="0"/>
               </w:rPr>
-              <w:t xml:space="preserve">회원은 관리자가 등록된 설문들을 조회할 수 있어야 한다.</w:t>
-            </w:r>
-          </w:p>
-        </w:tc>
-        <w:tc>
-          <w:tcPr/>
-          <w:p>
-            <w:pPr>
-              <w:rPr>
-                <w:rFonts w:ascii="Helvetica Neue" w:cs="Helvetica Neue" w:eastAsia="Helvetica Neue" w:hAnsi="Helvetica Neue"/>
-                <w:sz w:val="20"/>
-                <w:szCs w:val="20"/>
-              </w:rPr>
-            </w:pPr>
-            <w:r>
-              <w:rPr>
-                <w:rFonts w:ascii="Arial Unicode MS" w:cs="Arial Unicode MS" w:eastAsia="Arial Unicode MS" w:hAnsi="Arial Unicode MS"/>
-                <w:sz w:val="20"/>
-                <w:szCs w:val="20"/>
-                <w:rtl w:val="0"/>
-              </w:rPr>
-              <w:t xml:space="preserve">설문 리스트 조회</w:t>
+              <w:t xml:space="preserve">관리자가 원하는 설문을 등록할 수 있어야 한다. 설문 등록 시 설문 제목, 설명, 문항, 응답 항목, 시작 및 마감시간 등을 포함한다.</w:t>
+            </w:r>
+            <w:r>
+              <w:rPr>
+                <w:rtl w:val="0"/>
+              </w:rPr>
+            </w:r>
+          </w:p>
+        </w:tc>
+        <w:tc>
+          <w:tcPr/>
+          <w:p>
+            <w:pPr>
+              <w:rPr>
+                <w:rFonts w:ascii="Helvetica Neue" w:cs="Helvetica Neue" w:eastAsia="Helvetica Neue" w:hAnsi="Helvetica Neue"/>
+                <w:sz w:val="20"/>
+                <w:szCs w:val="20"/>
+              </w:rPr>
+            </w:pPr>
+            <w:r>
+              <w:rPr>
+                <w:rFonts w:ascii="Arial Unicode MS" w:cs="Arial Unicode MS" w:eastAsia="Arial Unicode MS" w:hAnsi="Arial Unicode MS"/>
+                <w:sz w:val="20"/>
+                <w:szCs w:val="20"/>
+                <w:rtl w:val="0"/>
+              </w:rPr>
+              <w:t xml:space="preserve">설문 등록</w:t>
+            </w:r>
+            <w:r>
+              <w:rPr>
+                <w:rtl w:val="0"/>
+              </w:rPr>
             </w:r>
           </w:p>
         </w:tc>
@@ -516,28 +556,38 @@
                 <w:szCs w:val="20"/>
                 <w:rtl w:val="0"/>
               </w:rPr>
-              <w:t xml:space="preserve">회원은 현재 진행 중인, 향후 진행 예정인, 종료된 리스트 중 하나를 선택해 키워드를 입력하여 설문을 검색할 수 있어야 한다.</w:t>
-            </w:r>
-          </w:p>
-        </w:tc>
-        <w:tc>
-          <w:tcPr/>
-          <w:p>
-            <w:pPr>
-              <w:rPr>
-                <w:rFonts w:ascii="Helvetica Neue" w:cs="Helvetica Neue" w:eastAsia="Helvetica Neue" w:hAnsi="Helvetica Neue"/>
-                <w:sz w:val="20"/>
-                <w:szCs w:val="20"/>
-              </w:rPr>
-            </w:pPr>
-            <w:r>
-              <w:rPr>
-                <w:rFonts w:ascii="Arial Unicode MS" w:cs="Arial Unicode MS" w:eastAsia="Arial Unicode MS" w:hAnsi="Arial Unicode MS"/>
-                <w:sz w:val="20"/>
-                <w:szCs w:val="20"/>
-                <w:rtl w:val="0"/>
-              </w:rPr>
-              <w:t xml:space="preserve">설문 검색</w:t>
+              <w:t xml:space="preserve">회원은 관리자가 등록된 설문들을 조회할 수 있어야 한다.</w:t>
+            </w:r>
+            <w:r>
+              <w:rPr>
+                <w:rtl w:val="0"/>
+              </w:rPr>
+            </w:r>
+          </w:p>
+        </w:tc>
+        <w:tc>
+          <w:tcPr/>
+          <w:p>
+            <w:pPr>
+              <w:rPr>
+                <w:rFonts w:ascii="Helvetica Neue" w:cs="Helvetica Neue" w:eastAsia="Helvetica Neue" w:hAnsi="Helvetica Neue"/>
+                <w:sz w:val="20"/>
+                <w:szCs w:val="20"/>
+              </w:rPr>
+            </w:pPr>
+            <w:r>
+              <w:rPr>
+                <w:rFonts w:ascii="Arial Unicode MS" w:cs="Arial Unicode MS" w:eastAsia="Arial Unicode MS" w:hAnsi="Arial Unicode MS"/>
+                <w:sz w:val="20"/>
+                <w:szCs w:val="20"/>
+                <w:rtl w:val="0"/>
+              </w:rPr>
+              <w:t xml:space="preserve">설문 리스트 조회</w:t>
+            </w:r>
+            <w:r>
+              <w:rPr>
+                <w:rtl w:val="0"/>
+              </w:rPr>
             </w:r>
           </w:p>
         </w:tc>
@@ -583,28 +633,38 @@
                 <w:szCs w:val="20"/>
                 <w:rtl w:val="0"/>
               </w:rPr>
-              <w:t xml:space="preserve">회원은 검색된 리스트 화면에서 원하는 설문을 선택하여 설문 제목, 설명, 문항, 응답 항목, 설문 시작 시각, 마감 시각 등을 확인할 수 있어야 한다.</w:t>
-            </w:r>
-          </w:p>
-        </w:tc>
-        <w:tc>
-          <w:tcPr/>
-          <w:p>
-            <w:pPr>
-              <w:rPr>
-                <w:rFonts w:ascii="Helvetica Neue" w:cs="Helvetica Neue" w:eastAsia="Helvetica Neue" w:hAnsi="Helvetica Neue"/>
-                <w:sz w:val="20"/>
-                <w:szCs w:val="20"/>
-              </w:rPr>
-            </w:pPr>
-            <w:r>
-              <w:rPr>
-                <w:rFonts w:ascii="Arial Unicode MS" w:cs="Arial Unicode MS" w:eastAsia="Arial Unicode MS" w:hAnsi="Arial Unicode MS"/>
-                <w:sz w:val="20"/>
-                <w:szCs w:val="20"/>
-                <w:rtl w:val="0"/>
-              </w:rPr>
-              <w:t xml:space="preserve">설문 상세 정보 조회</w:t>
+              <w:t xml:space="preserve">회원은 현재 진행 중인, 향후 진행 예정인, 종료된 리스트 중 하나를 선택해 키워드를 입력하여 설문을 검색할 수 있어야 한다.</w:t>
+            </w:r>
+            <w:r>
+              <w:rPr>
+                <w:rtl w:val="0"/>
+              </w:rPr>
+            </w:r>
+          </w:p>
+        </w:tc>
+        <w:tc>
+          <w:tcPr/>
+          <w:p>
+            <w:pPr>
+              <w:rPr>
+                <w:rFonts w:ascii="Helvetica Neue" w:cs="Helvetica Neue" w:eastAsia="Helvetica Neue" w:hAnsi="Helvetica Neue"/>
+                <w:sz w:val="20"/>
+                <w:szCs w:val="20"/>
+              </w:rPr>
+            </w:pPr>
+            <w:r>
+              <w:rPr>
+                <w:rFonts w:ascii="Arial Unicode MS" w:cs="Arial Unicode MS" w:eastAsia="Arial Unicode MS" w:hAnsi="Arial Unicode MS"/>
+                <w:sz w:val="20"/>
+                <w:szCs w:val="20"/>
+                <w:rtl w:val="0"/>
+              </w:rPr>
+              <w:t xml:space="preserve">설문 검색</w:t>
+            </w:r>
+            <w:r>
+              <w:rPr>
+                <w:rtl w:val="0"/>
+              </w:rPr>
             </w:r>
           </w:p>
         </w:tc>
@@ -650,28 +710,38 @@
                 <w:szCs w:val="20"/>
                 <w:rtl w:val="0"/>
               </w:rPr>
-              <w:t xml:space="preserve">회원은 원하는 설문에 응답할 수 있어야 한다</w:t>
-            </w:r>
-          </w:p>
-        </w:tc>
-        <w:tc>
-          <w:tcPr/>
-          <w:p>
-            <w:pPr>
-              <w:rPr>
-                <w:rFonts w:ascii="Helvetica Neue" w:cs="Helvetica Neue" w:eastAsia="Helvetica Neue" w:hAnsi="Helvetica Neue"/>
-                <w:sz w:val="20"/>
-                <w:szCs w:val="20"/>
-              </w:rPr>
-            </w:pPr>
-            <w:r>
-              <w:rPr>
-                <w:rFonts w:ascii="Arial Unicode MS" w:cs="Arial Unicode MS" w:eastAsia="Arial Unicode MS" w:hAnsi="Arial Unicode MS"/>
-                <w:sz w:val="20"/>
-                <w:szCs w:val="20"/>
-                <w:rtl w:val="0"/>
-              </w:rPr>
-              <w:t xml:space="preserve">설문 응답</w:t>
+              <w:t xml:space="preserve">회원은 검색된 리스트 화면에서 원하는 설문을 선택하여 설문 제목, 설명, 문항, 응답 항목, 설문 시작 시각, 마감 시각 등을 확인할 수 있어야 한다.</w:t>
+            </w:r>
+            <w:r>
+              <w:rPr>
+                <w:rtl w:val="0"/>
+              </w:rPr>
+            </w:r>
+          </w:p>
+        </w:tc>
+        <w:tc>
+          <w:tcPr/>
+          <w:p>
+            <w:pPr>
+              <w:rPr>
+                <w:rFonts w:ascii="Helvetica Neue" w:cs="Helvetica Neue" w:eastAsia="Helvetica Neue" w:hAnsi="Helvetica Neue"/>
+                <w:sz w:val="20"/>
+                <w:szCs w:val="20"/>
+              </w:rPr>
+            </w:pPr>
+            <w:r>
+              <w:rPr>
+                <w:rFonts w:ascii="Arial Unicode MS" w:cs="Arial Unicode MS" w:eastAsia="Arial Unicode MS" w:hAnsi="Arial Unicode MS"/>
+                <w:sz w:val="20"/>
+                <w:szCs w:val="20"/>
+                <w:rtl w:val="0"/>
+              </w:rPr>
+              <w:t xml:space="preserve">설문 상세 정보 조회</w:t>
+            </w:r>
+            <w:r>
+              <w:rPr>
+                <w:rtl w:val="0"/>
+              </w:rPr>
             </w:r>
           </w:p>
         </w:tc>
@@ -717,38 +787,34 @@
                 <w:szCs w:val="20"/>
                 <w:rtl w:val="0"/>
               </w:rPr>
-              <w:t xml:space="preserve">회원은 본인이 응답한 모든 설문 정보를 한 화면에서 조회 할 수 있다.</w:t>
-            </w:r>
-          </w:p>
-        </w:tc>
-        <w:tc>
-          <w:tcPr/>
-          <w:p>
-            <w:pPr>
-              <w:rPr>
-                <w:rFonts w:ascii="Helvetica Neue" w:cs="Helvetica Neue" w:eastAsia="Helvetica Neue" w:hAnsi="Helvetica Neue"/>
-                <w:sz w:val="20"/>
-                <w:szCs w:val="20"/>
-              </w:rPr>
-            </w:pPr>
-            <w:r>
-              <w:rPr>
-                <w:rFonts w:ascii="Arial Unicode MS" w:cs="Arial Unicode MS" w:eastAsia="Arial Unicode MS" w:hAnsi="Arial Unicode MS"/>
-                <w:sz w:val="20"/>
-                <w:szCs w:val="20"/>
-                <w:rtl w:val="0"/>
-              </w:rPr>
-              <w:t xml:space="preserve">응답 설문 조회</w:t>
-            </w:r>
-          </w:p>
-          <w:p>
-            <w:pPr>
-              <w:rPr>
-                <w:rFonts w:ascii="Helvetica Neue" w:cs="Helvetica Neue" w:eastAsia="Helvetica Neue" w:hAnsi="Helvetica Neue"/>
-                <w:sz w:val="20"/>
-                <w:szCs w:val="20"/>
-              </w:rPr>
-            </w:pPr>
+              <w:t xml:space="preserve">회원은 원하는 설문에 응답할 수 있어야 한다</w:t>
+            </w:r>
+            <w:r>
+              <w:rPr>
+                <w:rtl w:val="0"/>
+              </w:rPr>
+            </w:r>
+          </w:p>
+        </w:tc>
+        <w:tc>
+          <w:tcPr/>
+          <w:p>
+            <w:pPr>
+              <w:rPr>
+                <w:rFonts w:ascii="Helvetica Neue" w:cs="Helvetica Neue" w:eastAsia="Helvetica Neue" w:hAnsi="Helvetica Neue"/>
+                <w:sz w:val="20"/>
+                <w:szCs w:val="20"/>
+              </w:rPr>
+            </w:pPr>
+            <w:r>
+              <w:rPr>
+                <w:rFonts w:ascii="Arial Unicode MS" w:cs="Arial Unicode MS" w:eastAsia="Arial Unicode MS" w:hAnsi="Arial Unicode MS"/>
+                <w:sz w:val="20"/>
+                <w:szCs w:val="20"/>
+                <w:rtl w:val="0"/>
+              </w:rPr>
+              <w:t xml:space="preserve">설문 응답</w:t>
+            </w:r>
             <w:r>
               <w:rPr>
                 <w:rtl w:val="0"/>
@@ -798,28 +864,52 @@
                 <w:szCs w:val="20"/>
                 <w:rtl w:val="0"/>
               </w:rPr>
-              <w:t xml:space="preserve">회원은 현재 진행중인 설문에 대해 자신이 제출한 응답을 수정 할 수 있다.</w:t>
-            </w:r>
-          </w:p>
-        </w:tc>
-        <w:tc>
-          <w:tcPr/>
-          <w:p>
-            <w:pPr>
-              <w:rPr>
-                <w:rFonts w:ascii="Helvetica Neue" w:cs="Helvetica Neue" w:eastAsia="Helvetica Neue" w:hAnsi="Helvetica Neue"/>
-                <w:sz w:val="20"/>
-                <w:szCs w:val="20"/>
-              </w:rPr>
-            </w:pPr>
-            <w:r>
-              <w:rPr>
-                <w:rFonts w:ascii="Arial Unicode MS" w:cs="Arial Unicode MS" w:eastAsia="Arial Unicode MS" w:hAnsi="Arial Unicode MS"/>
-                <w:sz w:val="20"/>
-                <w:szCs w:val="20"/>
-                <w:rtl w:val="0"/>
-              </w:rPr>
-              <w:t xml:space="preserve">응답 수정</w:t>
+              <w:t xml:space="preserve">회원은 본인이 응답한 모든 설문 정보를 한 화면에서 조회 할 수 있다.</w:t>
+            </w:r>
+            <w:r>
+              <w:rPr>
+                <w:rtl w:val="0"/>
+              </w:rPr>
+            </w:r>
+          </w:p>
+        </w:tc>
+        <w:tc>
+          <w:tcPr/>
+          <w:p>
+            <w:pPr>
+              <w:rPr>
+                <w:rFonts w:ascii="Helvetica Neue" w:cs="Helvetica Neue" w:eastAsia="Helvetica Neue" w:hAnsi="Helvetica Neue"/>
+                <w:sz w:val="20"/>
+                <w:szCs w:val="20"/>
+              </w:rPr>
+            </w:pPr>
+            <w:r>
+              <w:rPr>
+                <w:rFonts w:ascii="Arial Unicode MS" w:cs="Arial Unicode MS" w:eastAsia="Arial Unicode MS" w:hAnsi="Arial Unicode MS"/>
+                <w:sz w:val="20"/>
+                <w:szCs w:val="20"/>
+                <w:rtl w:val="0"/>
+              </w:rPr>
+              <w:t xml:space="preserve">응답 설문 조회</w:t>
+            </w:r>
+            <w:r>
+              <w:rPr>
+                <w:rtl w:val="0"/>
+              </w:rPr>
+            </w:r>
+          </w:p>
+          <w:p>
+            <w:pPr>
+              <w:rPr>
+                <w:rFonts w:ascii="Helvetica Neue" w:cs="Helvetica Neue" w:eastAsia="Helvetica Neue" w:hAnsi="Helvetica Neue"/>
+                <w:sz w:val="20"/>
+                <w:szCs w:val="20"/>
+              </w:rPr>
+            </w:pPr>
+            <w:r>
+              <w:rPr>
+                <w:rtl w:val="0"/>
+              </w:rPr>
             </w:r>
           </w:p>
         </w:tc>
@@ -865,8 +955,90 @@
                 <w:szCs w:val="20"/>
                 <w:rtl w:val="0"/>
               </w:rPr>
+              <w:t xml:space="preserve">회원은 현재 진행중인 설문에 대해 자신이 제출한 응답을 수정 할 수 있다.</w:t>
+            </w:r>
+            <w:r>
+              <w:rPr>
+                <w:rtl w:val="0"/>
+              </w:rPr>
+            </w:r>
+          </w:p>
+        </w:tc>
+        <w:tc>
+          <w:tcPr/>
+          <w:p>
+            <w:pPr>
+              <w:rPr>
+                <w:rFonts w:ascii="Helvetica Neue" w:cs="Helvetica Neue" w:eastAsia="Helvetica Neue" w:hAnsi="Helvetica Neue"/>
+                <w:sz w:val="20"/>
+                <w:szCs w:val="20"/>
+              </w:rPr>
+            </w:pPr>
+            <w:r>
+              <w:rPr>
+                <w:rFonts w:ascii="Arial Unicode MS" w:cs="Arial Unicode MS" w:eastAsia="Arial Unicode MS" w:hAnsi="Arial Unicode MS"/>
+                <w:sz w:val="20"/>
+                <w:szCs w:val="20"/>
+                <w:rtl w:val="0"/>
+              </w:rPr>
+              <w:t xml:space="preserve">응답 수정</w:t>
+            </w:r>
+            <w:r>
+              <w:rPr>
+                <w:rtl w:val="0"/>
+              </w:rPr>
+            </w:r>
+          </w:p>
+        </w:tc>
+      </w:tr>
+      <w:tr>
+        <w:trPr>
+          <w:cantSplit w:val="0"/>
+          <w:trHeight w:val="567" w:hRule="atLeast"/>
+          <w:tblHeader w:val="0"/>
+        </w:trPr>
+        <w:tc>
+          <w:tcPr/>
+          <w:p>
+            <w:pPr>
+              <w:jc w:val="center"/>
+              <w:rPr>
+                <w:rFonts w:ascii="Helvetica Neue" w:cs="Helvetica Neue" w:eastAsia="Helvetica Neue" w:hAnsi="Helvetica Neue"/>
+              </w:rPr>
+            </w:pPr>
+            <w:r>
+              <w:rPr>
+                <w:rFonts w:ascii="Helvetica Neue" w:cs="Helvetica Neue" w:eastAsia="Helvetica Neue" w:hAnsi="Helvetica Neue"/>
+                <w:rtl w:val="0"/>
+              </w:rPr>
+              <w:t xml:space="preserve">12</w:t>
+            </w:r>
+          </w:p>
+        </w:tc>
+        <w:tc>
+          <w:tcPr/>
+          <w:p>
+            <w:pPr>
+              <w:rPr>
+                <w:rFonts w:ascii="Helvetica Neue" w:cs="Helvetica Neue" w:eastAsia="Helvetica Neue" w:hAnsi="Helvetica Neue"/>
+                <w:sz w:val="20"/>
+                <w:szCs w:val="20"/>
+              </w:rPr>
+            </w:pPr>
+            <w:r>
+              <w:rPr>
+                <w:rFonts w:ascii="Arial Unicode MS" w:cs="Arial Unicode MS" w:eastAsia="Arial Unicode MS" w:hAnsi="Arial Unicode MS"/>
+                <w:sz w:val="20"/>
+                <w:szCs w:val="20"/>
+                <w:rtl w:val="0"/>
+              </w:rPr>
               <w:t xml:space="preserve">관리자가 최근 1주일, 1개월, 1년 단위로 전체 설문 수, 종료된 설문 수, 총 응답 수에 대한 통계 정보를 조회할 수 있어야 한다.</w:t>
             </w:r>
+            <w:r>
+              <w:rPr>
+                <w:rtl w:val="0"/>
+              </w:rPr>
+            </w:r>
           </w:p>
         </w:tc>
         <w:tc>
@@ -887,6 +1059,11 @@
                 <w:rtl w:val="0"/>
               </w:rPr>
               <w:t xml:space="preserve">설문 응답 통계 조회</w:t>
+            </w:r>
+            <w:r>
+              <w:rPr>
+                <w:rtl w:val="0"/>
+              </w:rPr>
             </w:r>
           </w:p>
         </w:tc>
